--- a/DAR - NAGP.docx
+++ b/DAR - NAGP.docx
@@ -35,7 +35,6 @@
               <w:dataBinding w:prefixMappings="xmlns:ns0='http://schemas.openxmlformats.org/package/2006/metadata/core-properties' xmlns:ns1='http://purl.org/dc/elements/1.1/'" w:xpath="/ns0:coreProperties[1]/ns1:title[1]" w:storeItemID="{6C3C8BC8-F283-45AE-878A-BAB7291924A1}"/>
               <w:text/>
             </w:sdtPr>
-            <w:sdtEndPr/>
             <w:sdtContent>
               <w:r>
                 <w:rPr>
@@ -399,7 +398,6 @@
               <w:dataBinding w:prefixMappings="xmlns:ns0='http://schemas.openxmlformats.org/package/2006/metadata/core-properties' xmlns:ns1='http://purl.org/dc/elements/1.1/'" w:xpath="/ns0:coreProperties[1]/ns1:subject[1]" w:storeItemID="{6C3C8BC8-F283-45AE-878A-BAB7291924A1}"/>
               <w:text/>
             </w:sdtPr>
-            <w:sdtEndPr/>
             <w:sdtContent>
               <w:r>
                 <w:rPr>
@@ -614,7 +612,6 @@
             <w:dataBinding w:prefixMappings="xmlns:ns0='http://schemas.openxmlformats.org/officeDocument/2006/extended-properties'" w:xpath="/ns0:Properties[1]/ns0:Company[1]" w:storeItemID="{6668398D-A668-4E3E-A5EB-62B293D839F1}"/>
             <w:text/>
           </w:sdtPr>
-          <w:sdtEndPr/>
           <w:sdtContent>
             <w:p>
               <w:pPr>
@@ -642,7 +639,6 @@
             <w:dataBinding w:prefixMappings="xmlns:ns0='http://schemas.openxmlformats.org/package/2006/metadata/core-properties' xmlns:ns1='http://purl.org/dc/elements/1.1/'" w:xpath="/ns0:coreProperties[1]/ns1:creator[1]" w:storeItemID="{6C3C8BC8-F283-45AE-878A-BAB7291924A1}"/>
             <w:text/>
           </w:sdtPr>
-          <w:sdtEndPr/>
           <w:sdtContent>
             <w:p>
               <w:pPr>
@@ -5198,21 +5194,7 @@
                 <w:rStyle w:val="Hyperlink"/>
                 <w:noProof/>
               </w:rPr>
-              <w:t>Referen</w:t>
-            </w:r>
-            <w:r>
-              <w:rPr>
-                <w:rStyle w:val="Hyperlink"/>
-                <w:noProof/>
-              </w:rPr>
-              <w:t>c</w:t>
-            </w:r>
-            <w:r>
-              <w:rPr>
-                <w:rStyle w:val="Hyperlink"/>
-                <w:noProof/>
-              </w:rPr>
-              <w:t>es</w:t>
+              <w:t>References</w:t>
             </w:r>
             <w:r>
               <w:rPr>
@@ -5947,19 +5929,7 @@
         <w:t>Pub-Sub Service</w:t>
       </w:r>
       <w:r>
-        <w:t xml:space="preserve">: Amazon Simple </w:t>
-      </w:r>
-      <w:r>
-        <w:t xml:space="preserve">Notification </w:t>
-      </w:r>
-      <w:r>
-        <w:t>Service (S</w:t>
-      </w:r>
-      <w:r>
-        <w:t>N</w:t>
-      </w:r>
-      <w:r>
-        <w:t>S)</w:t>
+        <w:t>: Amazon Simple Notification Service (SNS)</w:t>
       </w:r>
     </w:p>
     <w:p>
@@ -6712,13 +6682,7 @@
         <w:pStyle w:val="Heading2"/>
       </w:pPr>
       <w:r>
-        <w:t>Pub-Sub</w:t>
-      </w:r>
-      <w:r>
-        <w:t xml:space="preserve">: </w:t>
-      </w:r>
-      <w:r>
-        <w:t>SNS</w:t>
+        <w:t>Pub-Sub: SNS</w:t>
       </w:r>
     </w:p>
     <w:p>
@@ -8812,7 +8776,6 @@
         <w:dataBinding w:prefixMappings="xmlns:ns0='http://schemas.openxmlformats.org/package/2006/metadata/core-properties' xmlns:ns1='http://purl.org/dc/elements/1.1/'" w:xpath="/ns0:coreProperties[1]/ns1:title[1]" w:storeItemID="{6C3C8BC8-F283-45AE-878A-BAB7291924A1}"/>
         <w:text/>
       </w:sdtPr>
-      <w:sdtEndPr/>
       <w:sdtContent>
         <w:r>
           <w:rPr>
@@ -8841,7 +8804,6 @@
         <w:dataBinding w:prefixMappings="xmlns:ns0='http://schemas.openxmlformats.org/package/2006/metadata/core-properties' xmlns:ns1='http://purl.org/dc/elements/1.1/'" w:xpath="/ns0:coreProperties[1]/ns1:subject[1]" w:storeItemID="{6C3C8BC8-F283-45AE-878A-BAB7291924A1}"/>
         <w:text/>
       </w:sdtPr>
-      <w:sdtEndPr/>
       <w:sdtContent>
         <w:r>
           <w:rPr>
@@ -13788,6 +13750,7 @@
   <w:style w:type="character" w:default="1" w:styleId="DefaultParagraphFont">
     <w:name w:val="Default Paragraph Font"/>
     <w:uiPriority w:val="1"/>
+    <w:semiHidden/>
     <w:unhideWhenUsed/>
   </w:style>
   <w:style w:type="table" w:default="1" w:styleId="TableNormal">

--- a/DAR - NAGP.docx
+++ b/DAR - NAGP.docx
@@ -35,6 +35,7 @@
               <w:dataBinding w:prefixMappings="xmlns:ns0='http://schemas.openxmlformats.org/package/2006/metadata/core-properties' xmlns:ns1='http://purl.org/dc/elements/1.1/'" w:xpath="/ns0:coreProperties[1]/ns1:title[1]" w:storeItemID="{6C3C8BC8-F283-45AE-878A-BAB7291924A1}"/>
               <w:text/>
             </w:sdtPr>
+            <w:sdtEndPr/>
             <w:sdtContent>
               <w:r>
                 <w:rPr>
@@ -398,6 +399,7 @@
               <w:dataBinding w:prefixMappings="xmlns:ns0='http://schemas.openxmlformats.org/package/2006/metadata/core-properties' xmlns:ns1='http://purl.org/dc/elements/1.1/'" w:xpath="/ns0:coreProperties[1]/ns1:subject[1]" w:storeItemID="{6C3C8BC8-F283-45AE-878A-BAB7291924A1}"/>
               <w:text/>
             </w:sdtPr>
+            <w:sdtEndPr/>
             <w:sdtContent>
               <w:r>
                 <w:rPr>
@@ -612,6 +614,7 @@
             <w:dataBinding w:prefixMappings="xmlns:ns0='http://schemas.openxmlformats.org/officeDocument/2006/extended-properties'" w:xpath="/ns0:Properties[1]/ns0:Company[1]" w:storeItemID="{6668398D-A668-4E3E-A5EB-62B293D839F1}"/>
             <w:text/>
           </w:sdtPr>
+          <w:sdtEndPr/>
           <w:sdtContent>
             <w:p>
               <w:pPr>
@@ -639,6 +642,7 @@
             <w:dataBinding w:prefixMappings="xmlns:ns0='http://schemas.openxmlformats.org/package/2006/metadata/core-properties' xmlns:ns1='http://purl.org/dc/elements/1.1/'" w:xpath="/ns0:coreProperties[1]/ns1:creator[1]" w:storeItemID="{6C3C8BC8-F283-45AE-878A-BAB7291924A1}"/>
             <w:text/>
           </w:sdtPr>
+          <w:sdtEndPr/>
           <w:sdtContent>
             <w:p>
               <w:pPr>
@@ -5759,6 +5763,58 @@
       </w:r>
     </w:p>
     <w:p>
+      <w:pPr>
+        <w:pStyle w:val="ListParagraph"/>
+        <w:numPr>
+          <w:ilvl w:val="0"/>
+          <w:numId w:val="48"/>
+        </w:numPr>
+        <w:rPr>
+          <w:lang w:val="en-IN"/>
+        </w:rPr>
+      </w:pPr>
+      <w:r>
+        <w:rPr>
+          <w:b/>
+          <w:bCs/>
+          <w:lang w:val="en-IN"/>
+        </w:rPr>
+        <w:t>High Availability:</w:t>
+      </w:r>
+      <w:r>
+        <w:rPr>
+          <w:lang w:val="en-IN"/>
+        </w:rPr>
+        <w:t xml:space="preserve"> System should be up 99.9%</w:t>
+      </w:r>
+    </w:p>
+    <w:p>
+      <w:pPr>
+        <w:pStyle w:val="ListParagraph"/>
+        <w:numPr>
+          <w:ilvl w:val="0"/>
+          <w:numId w:val="48"/>
+        </w:numPr>
+        <w:rPr>
+          <w:lang w:val="en-IN"/>
+        </w:rPr>
+      </w:pPr>
+      <w:r>
+        <w:rPr>
+          <w:b/>
+          <w:bCs/>
+          <w:lang w:val="en-IN"/>
+        </w:rPr>
+        <w:t>Performance:</w:t>
+      </w:r>
+      <w:r>
+        <w:rPr>
+          <w:lang w:val="en-IN"/>
+        </w:rPr>
+        <w:t xml:space="preserve"> Page load time should be under 2 seconds</w:t>
+      </w:r>
+    </w:p>
+    <w:p>
       <w:r>
         <w:br w:type="page"/>
       </w:r>
@@ -5773,6 +5829,308 @@
         <w:t>Available tools</w:t>
       </w:r>
       <w:bookmarkEnd w:id="3"/>
+    </w:p>
+    <w:p>
+      <w:pPr>
+        <w:pStyle w:val="ListParagraph"/>
+        <w:numPr>
+          <w:ilvl w:val="0"/>
+          <w:numId w:val="50"/>
+        </w:numPr>
+      </w:pPr>
+      <w:r>
+        <w:rPr>
+          <w:b/>
+          <w:bCs/>
+        </w:rPr>
+        <w:t>Frontend</w:t>
+      </w:r>
+      <w:r>
+        <w:t>: React.js, Angular.js</w:t>
+      </w:r>
+    </w:p>
+    <w:p>
+      <w:pPr>
+        <w:pStyle w:val="ListParagraph"/>
+        <w:numPr>
+          <w:ilvl w:val="0"/>
+          <w:numId w:val="50"/>
+        </w:numPr>
+      </w:pPr>
+      <w:r>
+        <w:rPr>
+          <w:b/>
+          <w:bCs/>
+        </w:rPr>
+        <w:t>Backend</w:t>
+      </w:r>
+      <w:r>
+        <w:t>: Node.js, Python</w:t>
+      </w:r>
+    </w:p>
+    <w:p>
+      <w:pPr>
+        <w:pStyle w:val="ListParagraph"/>
+        <w:numPr>
+          <w:ilvl w:val="0"/>
+          <w:numId w:val="50"/>
+        </w:numPr>
+      </w:pPr>
+      <w:r>
+        <w:rPr>
+          <w:b/>
+          <w:bCs/>
+        </w:rPr>
+        <w:t>Database</w:t>
+      </w:r>
+      <w:r>
+        <w:t>:</w:t>
+      </w:r>
+    </w:p>
+    <w:p>
+      <w:pPr>
+        <w:pStyle w:val="ListParagraph"/>
+        <w:numPr>
+          <w:ilvl w:val="1"/>
+          <w:numId w:val="50"/>
+        </w:numPr>
+      </w:pPr>
+      <w:r>
+        <w:rPr>
+          <w:b/>
+          <w:bCs/>
+        </w:rPr>
+        <w:t>Relational</w:t>
+      </w:r>
+      <w:r>
+        <w:t>: P</w:t>
+      </w:r>
+      <w:r>
+        <w:t xml:space="preserve">ostgreSQL, OracleDB, MSSQL, </w:t>
+      </w:r>
+      <w:r>
+        <w:t>MYSQL</w:t>
+      </w:r>
+    </w:p>
+    <w:p>
+      <w:pPr>
+        <w:pStyle w:val="ListParagraph"/>
+        <w:numPr>
+          <w:ilvl w:val="1"/>
+          <w:numId w:val="50"/>
+        </w:numPr>
+      </w:pPr>
+      <w:r>
+        <w:rPr>
+          <w:b/>
+          <w:bCs/>
+        </w:rPr>
+        <w:t>NoSQL</w:t>
+      </w:r>
+      <w:r>
+        <w:t>: Mongodb, Dynamodb, Cassandra</w:t>
+      </w:r>
+    </w:p>
+    <w:p>
+      <w:pPr>
+        <w:pStyle w:val="ListParagraph"/>
+        <w:numPr>
+          <w:ilvl w:val="0"/>
+          <w:numId w:val="50"/>
+        </w:numPr>
+      </w:pPr>
+      <w:r>
+        <w:rPr>
+          <w:b/>
+          <w:bCs/>
+        </w:rPr>
+        <w:t>Search DB</w:t>
+      </w:r>
+      <w:r>
+        <w:t xml:space="preserve">: Mongodb Search, Elastic </w:t>
+      </w:r>
+      <w:r>
+        <w:t>search</w:t>
+      </w:r>
+    </w:p>
+    <w:p>
+      <w:pPr>
+        <w:pStyle w:val="ListParagraph"/>
+        <w:numPr>
+          <w:ilvl w:val="0"/>
+          <w:numId w:val="50"/>
+        </w:numPr>
+      </w:pPr>
+      <w:r>
+        <w:rPr>
+          <w:b/>
+          <w:bCs/>
+        </w:rPr>
+        <w:t>Cache DB</w:t>
+      </w:r>
+      <w:r>
+        <w:t>: Redis cache</w:t>
+      </w:r>
+    </w:p>
+    <w:p>
+      <w:pPr>
+        <w:pStyle w:val="ListParagraph"/>
+        <w:numPr>
+          <w:ilvl w:val="0"/>
+          <w:numId w:val="50"/>
+        </w:numPr>
+      </w:pPr>
+      <w:r>
+        <w:rPr>
+          <w:b/>
+          <w:bCs/>
+        </w:rPr>
+        <w:t>Cloud Provider</w:t>
+      </w:r>
+      <w:r>
+        <w:t>: AWS, GCP</w:t>
+      </w:r>
+    </w:p>
+    <w:p>
+      <w:pPr>
+        <w:pStyle w:val="ListParagraph"/>
+        <w:numPr>
+          <w:ilvl w:val="0"/>
+          <w:numId w:val="50"/>
+        </w:numPr>
+      </w:pPr>
+      <w:r>
+        <w:rPr>
+          <w:b/>
+          <w:bCs/>
+        </w:rPr>
+        <w:t>Queue Service</w:t>
+      </w:r>
+      <w:r>
+        <w:t xml:space="preserve">: </w:t>
+      </w:r>
+      <w:r>
+        <w:t>AWS SQS, RabbitMQ, Apache Kafka</w:t>
+      </w:r>
+      <w:r>
+        <w:t>, GCP pub/sub</w:t>
+      </w:r>
+    </w:p>
+    <w:p>
+      <w:pPr>
+        <w:pStyle w:val="ListParagraph"/>
+        <w:numPr>
+          <w:ilvl w:val="0"/>
+          <w:numId w:val="50"/>
+        </w:numPr>
+      </w:pPr>
+      <w:r>
+        <w:rPr>
+          <w:b/>
+          <w:bCs/>
+        </w:rPr>
+        <w:t>Pub-Sub Service</w:t>
+      </w:r>
+      <w:r>
+        <w:t xml:space="preserve">: </w:t>
+      </w:r>
+      <w:r>
+        <w:t>AWS SNS</w:t>
+      </w:r>
+      <w:r>
+        <w:t xml:space="preserve">, Apache Kafka, GCP pub/sub, </w:t>
+      </w:r>
+    </w:p>
+    <w:p>
+      <w:pPr>
+        <w:pStyle w:val="ListParagraph"/>
+        <w:numPr>
+          <w:ilvl w:val="0"/>
+          <w:numId w:val="50"/>
+        </w:numPr>
+      </w:pPr>
+      <w:r>
+        <w:rPr>
+          <w:b/>
+          <w:bCs/>
+        </w:rPr>
+        <w:t>Containerization</w:t>
+      </w:r>
+      <w:r>
+        <w:t>: Docker, Podman</w:t>
+      </w:r>
+    </w:p>
+    <w:p>
+      <w:pPr>
+        <w:pStyle w:val="ListParagraph"/>
+        <w:numPr>
+          <w:ilvl w:val="0"/>
+          <w:numId w:val="50"/>
+        </w:numPr>
+      </w:pPr>
+      <w:r>
+        <w:rPr>
+          <w:b/>
+          <w:bCs/>
+        </w:rPr>
+        <w:t>Container Orchestrator</w:t>
+      </w:r>
+      <w:r>
+        <w:t>: ECS(Serverless), Kubernetes</w:t>
+      </w:r>
+    </w:p>
+    <w:p>
+      <w:pPr>
+        <w:pStyle w:val="ListParagraph"/>
+        <w:numPr>
+          <w:ilvl w:val="0"/>
+          <w:numId w:val="50"/>
+        </w:numPr>
+      </w:pPr>
+      <w:r>
+        <w:rPr>
+          <w:b/>
+          <w:bCs/>
+        </w:rPr>
+        <w:t>IaS management</w:t>
+      </w:r>
+      <w:r>
+        <w:t>:</w:t>
+      </w:r>
+      <w:r>
+        <w:t xml:space="preserve"> Terraform, </w:t>
+      </w:r>
+      <w:r>
+        <w:t xml:space="preserve">Ansible, </w:t>
+      </w:r>
+      <w:r>
+        <w:t xml:space="preserve">Serverless, </w:t>
+      </w:r>
+      <w:r>
+        <w:t>Cloud sdk</w:t>
+      </w:r>
+    </w:p>
+    <w:p>
+      <w:pPr>
+        <w:pStyle w:val="ListParagraph"/>
+        <w:numPr>
+          <w:ilvl w:val="0"/>
+          <w:numId w:val="50"/>
+        </w:numPr>
+      </w:pPr>
+      <w:r>
+        <w:rPr>
+          <w:b/>
+          <w:bCs/>
+        </w:rPr>
+        <w:t>CI/CD Tools</w:t>
+      </w:r>
+      <w:r>
+        <w:t>:</w:t>
+      </w:r>
+      <w:r>
+        <w:t xml:space="preserve"> Github Actions, Jenkins, AWS Code deploy</w:t>
+      </w:r>
     </w:p>
     <w:p>
       <w:r>
@@ -5839,7 +6197,16 @@
         <w:t>Database</w:t>
       </w:r>
       <w:r>
-        <w:t>: MongoDB and a SQL Database (e.g., PostgreSQL)</w:t>
+        <w:t xml:space="preserve">: MongoDB and a </w:t>
+      </w:r>
+      <w:r>
+        <w:t>PostgreSQL</w:t>
+      </w:r>
+      <w:r>
+        <w:t xml:space="preserve"> </w:t>
+      </w:r>
+      <w:r>
+        <w:t>SQL Database</w:t>
       </w:r>
     </w:p>
     <w:p>
@@ -5867,6 +6234,9 @@
       <w:r>
         <w:t>: MongoDB Atlas Search</w:t>
       </w:r>
+      <w:r>
+        <w:t xml:space="preserve"> as the source data already present in Mongodb</w:t>
+      </w:r>
     </w:p>
     <w:p>
       <w:pPr>
@@ -6171,6 +6541,7 @@
           <w:b/>
           <w:bCs/>
         </w:rPr>
+        <w:lastRenderedPageBreak/>
         <w:t>State Management</w:t>
       </w:r>
       <w:r>
@@ -6270,7 +6641,6 @@
         </w:numPr>
       </w:pPr>
       <w:r>
-        <w:lastRenderedPageBreak/>
         <w:t>JavaScript Everywhere: Allows for a unified language across the entire stack, simplifying development.</w:t>
       </w:r>
     </w:p>
@@ -6460,6 +6830,7 @@
       </w:pPr>
       <w:bookmarkStart w:id="16" w:name="_Toc224914524"/>
       <w:r>
+        <w:lastRenderedPageBreak/>
         <w:t>Features</w:t>
       </w:r>
       <w:bookmarkEnd w:id="16"/>
@@ -6536,7 +6907,6 @@
       </w:pPr>
       <w:bookmarkStart w:id="19" w:name="_Toc224914527"/>
       <w:r>
-        <w:lastRenderedPageBreak/>
         <w:t>Features</w:t>
       </w:r>
       <w:bookmarkEnd w:id="19"/>
@@ -6745,6 +7115,7 @@
         <w:pStyle w:val="Heading3"/>
       </w:pPr>
       <w:r>
+        <w:lastRenderedPageBreak/>
         <w:t>Pricing</w:t>
       </w:r>
     </w:p>
@@ -6835,7 +7206,6 @@
       </w:pPr>
       <w:bookmarkStart w:id="26" w:name="_Toc224914534"/>
       <w:r>
-        <w:lastRenderedPageBreak/>
         <w:t>Pricing</w:t>
       </w:r>
       <w:bookmarkEnd w:id="26"/>
@@ -6996,6 +7366,7 @@
         <w:pStyle w:val="Heading3"/>
       </w:pPr>
       <w:r>
+        <w:lastRenderedPageBreak/>
         <w:t>Pricing</w:t>
       </w:r>
     </w:p>
@@ -7112,7 +7483,7 @@
           </w:tcPr>
           <w:p>
             <w:r>
-              <w:t>Feature A</w:t>
+              <w:t>Login/Register</w:t>
             </w:r>
           </w:p>
         </w:tc>
@@ -7125,7 +7496,7 @@
               <w:cnfStyle w:val="000000100000" w:firstRow="0" w:lastRow="0" w:firstColumn="0" w:lastColumn="0" w:oddVBand="0" w:evenVBand="0" w:oddHBand="1" w:evenHBand="0" w:firstRowFirstColumn="0" w:firstRowLastColumn="0" w:lastRowFirstColumn="0" w:lastRowLastColumn="0"/>
             </w:pPr>
             <w:r>
-              <w:t>5</w:t>
+              <w:t>10</w:t>
             </w:r>
           </w:p>
         </w:tc>
@@ -7138,7 +7509,7 @@
           </w:tcPr>
           <w:p>
             <w:r>
-              <w:t>Feature B</w:t>
+              <w:t>Product Catalog Search</w:t>
             </w:r>
           </w:p>
         </w:tc>
@@ -7151,7 +7522,7 @@
               <w:cnfStyle w:val="000000000000" w:firstRow="0" w:lastRow="0" w:firstColumn="0" w:lastColumn="0" w:oddVBand="0" w:evenVBand="0" w:oddHBand="0" w:evenHBand="0" w:firstRowFirstColumn="0" w:firstRowLastColumn="0" w:lastRowFirstColumn="0" w:lastRowLastColumn="0"/>
             </w:pPr>
             <w:r>
-              <w:t>4</w:t>
+              <w:t>20</w:t>
             </w:r>
           </w:p>
         </w:tc>
@@ -7165,7 +7536,11 @@
             <w:cnfStyle w:val="001000000000" w:firstRow="0" w:lastRow="0" w:firstColumn="1" w:lastColumn="0" w:oddVBand="0" w:evenVBand="0" w:oddHBand="0" w:evenHBand="0" w:firstRowFirstColumn="0" w:firstRowLastColumn="0" w:lastRowFirstColumn="0" w:lastRowLastColumn="0"/>
             <w:tcW w:w="4508" w:type="dxa"/>
           </w:tcPr>
-          <w:p/>
+          <w:p>
+            <w:r>
+              <w:t>CI/CD</w:t>
+            </w:r>
+          </w:p>
         </w:tc>
         <w:tc>
           <w:tcPr>
@@ -7175,6 +7550,9 @@
             <w:pPr>
               <w:cnfStyle w:val="000000100000" w:firstRow="0" w:lastRow="0" w:firstColumn="0" w:lastColumn="0" w:oddVBand="0" w:evenVBand="0" w:oddHBand="1" w:evenHBand="0" w:firstRowFirstColumn="0" w:firstRowLastColumn="0" w:lastRowFirstColumn="0" w:lastRowLastColumn="0"/>
             </w:pPr>
+            <w:r>
+              <w:t>10</w:t>
+            </w:r>
           </w:p>
         </w:tc>
       </w:tr>
@@ -7203,23 +7581,19 @@
       <w:pPr>
         <w:pStyle w:val="Heading2"/>
       </w:pPr>
-      <w:bookmarkStart w:id="31" w:name="_Toc224914543"/>
-      <w:r>
-        <w:t>&lt;Comparison 1&gt;</w:t>
-      </w:r>
-      <w:bookmarkEnd w:id="31"/>
-    </w:p>
-    <w:p>
-      <w:pPr>
-        <w:rPr>
-          <w:noProof/>
-        </w:rPr>
-      </w:pPr>
-      <w:r>
-        <w:rPr>
-          <w:noProof/>
-        </w:rPr>
-        <w:t>&lt;comparison table&gt;</w:t>
+      <w:r>
+        <w:t>Comparison Matrix</w:t>
+      </w:r>
+      <w:r>
+        <w:t xml:space="preserve"> - Search DB</w:t>
+      </w:r>
+    </w:p>
+    <w:p>
+      <w:r>
+        <w:t>Below matrix is the comparison of features score</w:t>
+      </w:r>
+      <w:r>
+        <w:t>, each score range from 1-10, where 10 is the best and 1 is the worst.</w:t>
       </w:r>
     </w:p>
     <w:tbl>
@@ -7229,9 +7603,9 @@
         <w:tblLook w:val="04A0" w:firstRow="1" w:lastRow="0" w:firstColumn="1" w:lastColumn="0" w:noHBand="0" w:noVBand="1"/>
       </w:tblPr>
       <w:tblGrid>
-        <w:gridCol w:w="3005"/>
-        <w:gridCol w:w="3005"/>
-        <w:gridCol w:w="3006"/>
+        <w:gridCol w:w="3539"/>
+        <w:gridCol w:w="2268"/>
+        <w:gridCol w:w="3209"/>
       </w:tblGrid>
       <w:tr>
         <w:trPr>
@@ -7240,7 +7614,7 @@
         <w:tc>
           <w:tcPr>
             <w:cnfStyle w:val="001000000000" w:firstRow="0" w:lastRow="0" w:firstColumn="1" w:lastColumn="0" w:oddVBand="0" w:evenVBand="0" w:oddHBand="0" w:evenHBand="0" w:firstRowFirstColumn="0" w:firstRowLastColumn="0" w:lastRowFirstColumn="0" w:lastRowLastColumn="0"/>
-            <w:tcW w:w="3005" w:type="dxa"/>
+            <w:tcW w:w="3539" w:type="dxa"/>
           </w:tcPr>
           <w:p>
             <w:pPr>
@@ -7258,7 +7632,7 @@
         </w:tc>
         <w:tc>
           <w:tcPr>
-            <w:tcW w:w="3005" w:type="dxa"/>
+            <w:tcW w:w="2268" w:type="dxa"/>
           </w:tcPr>
           <w:p>
             <w:pPr>
@@ -7271,13 +7645,13 @@
               <w:rPr>
                 <w:noProof/>
               </w:rPr>
-              <w:t>&lt;Tool 1&gt;</w:t>
+              <w:t>MongoDB</w:t>
             </w:r>
           </w:p>
         </w:tc>
         <w:tc>
           <w:tcPr>
-            <w:tcW w:w="3006" w:type="dxa"/>
+            <w:tcW w:w="3209" w:type="dxa"/>
           </w:tcPr>
           <w:p>
             <w:pPr>
@@ -7290,7 +7664,7 @@
               <w:rPr>
                 <w:noProof/>
               </w:rPr>
-              <w:t>&lt;Tool 2&gt;</w:t>
+              <w:t>Elastic Search</w:t>
             </w:r>
           </w:p>
         </w:tc>
@@ -7302,7 +7676,7 @@
         <w:tc>
           <w:tcPr>
             <w:cnfStyle w:val="001000000000" w:firstRow="0" w:lastRow="0" w:firstColumn="1" w:lastColumn="0" w:oddVBand="0" w:evenVBand="0" w:oddHBand="0" w:evenHBand="0" w:firstRowFirstColumn="0" w:firstRowLastColumn="0" w:lastRowFirstColumn="0" w:lastRowLastColumn="0"/>
-            <w:tcW w:w="3005" w:type="dxa"/>
+            <w:tcW w:w="3539" w:type="dxa"/>
           </w:tcPr>
           <w:p>
             <w:pPr>
@@ -7311,16 +7685,13 @@
               </w:rPr>
             </w:pPr>
             <w:r>
-              <w:rPr>
-                <w:noProof/>
-              </w:rPr>
-              <w:t>A</w:t>
+              <w:t>Usability (Ease of Use)</w:t>
             </w:r>
           </w:p>
         </w:tc>
         <w:tc>
           <w:tcPr>
-            <w:tcW w:w="3005" w:type="dxa"/>
+            <w:tcW w:w="2268" w:type="dxa"/>
           </w:tcPr>
           <w:p>
             <w:pPr>
@@ -7330,17 +7701,13 @@
               </w:rPr>
             </w:pPr>
             <w:r>
-              <w:rPr>
-                <w:b/>
-                <w:noProof/>
-              </w:rPr>
-              <w:t>4</w:t>
+              <w:t>9</w:t>
             </w:r>
           </w:p>
         </w:tc>
         <w:tc>
           <w:tcPr>
-            <w:tcW w:w="3006" w:type="dxa"/>
+            <w:tcW w:w="3209" w:type="dxa"/>
           </w:tcPr>
           <w:p>
             <w:pPr>
@@ -7350,11 +7717,7 @@
               </w:rPr>
             </w:pPr>
             <w:r>
-              <w:rPr>
-                <w:b/>
-                <w:noProof/>
-              </w:rPr>
-              <w:t>5</w:t>
+              <w:t>6</w:t>
             </w:r>
           </w:p>
         </w:tc>
@@ -7363,7 +7726,7 @@
         <w:tc>
           <w:tcPr>
             <w:cnfStyle w:val="001000000000" w:firstRow="0" w:lastRow="0" w:firstColumn="1" w:lastColumn="0" w:oddVBand="0" w:evenVBand="0" w:oddHBand="0" w:evenHBand="0" w:firstRowFirstColumn="0" w:firstRowLastColumn="0" w:lastRowFirstColumn="0" w:lastRowLastColumn="0"/>
-            <w:tcW w:w="3005" w:type="dxa"/>
+            <w:tcW w:w="3539" w:type="dxa"/>
           </w:tcPr>
           <w:p>
             <w:pPr>
@@ -7372,16 +7735,13 @@
               </w:rPr>
             </w:pPr>
             <w:r>
-              <w:rPr>
-                <w:noProof/>
-              </w:rPr>
-              <w:t>B</w:t>
+              <w:t>Search Latency (Read)</w:t>
             </w:r>
           </w:p>
         </w:tc>
         <w:tc>
           <w:tcPr>
-            <w:tcW w:w="3005" w:type="dxa"/>
+            <w:tcW w:w="2268" w:type="dxa"/>
           </w:tcPr>
           <w:p>
             <w:pPr>
@@ -7391,17 +7751,13 @@
               </w:rPr>
             </w:pPr>
             <w:r>
-              <w:rPr>
-                <w:b/>
-                <w:noProof/>
-              </w:rPr>
-              <w:t>3</w:t>
+              <w:t>7</w:t>
             </w:r>
           </w:p>
         </w:tc>
         <w:tc>
           <w:tcPr>
-            <w:tcW w:w="3006" w:type="dxa"/>
+            <w:tcW w:w="3209" w:type="dxa"/>
           </w:tcPr>
           <w:p>
             <w:pPr>
@@ -7411,11 +7767,7 @@
               </w:rPr>
             </w:pPr>
             <w:r>
-              <w:rPr>
-                <w:b/>
-                <w:noProof/>
-              </w:rPr>
-              <w:t>2</w:t>
+              <w:t>10</w:t>
             </w:r>
           </w:p>
         </w:tc>
@@ -7427,7 +7779,7 @@
         <w:tc>
           <w:tcPr>
             <w:cnfStyle w:val="001000000000" w:firstRow="0" w:lastRow="0" w:firstColumn="1" w:lastColumn="0" w:oddVBand="0" w:evenVBand="0" w:oddHBand="0" w:evenHBand="0" w:firstRowFirstColumn="0" w:firstRowLastColumn="0" w:lastRowFirstColumn="0" w:lastRowLastColumn="0"/>
-            <w:tcW w:w="3005" w:type="dxa"/>
+            <w:tcW w:w="3539" w:type="dxa"/>
           </w:tcPr>
           <w:p>
             <w:pPr>
@@ -7436,16 +7788,13 @@
               </w:rPr>
             </w:pPr>
             <w:r>
-              <w:rPr>
-                <w:noProof/>
-              </w:rPr>
-              <w:t>C</w:t>
+              <w:t>Write Throughput</w:t>
             </w:r>
           </w:p>
         </w:tc>
         <w:tc>
           <w:tcPr>
-            <w:tcW w:w="3005" w:type="dxa"/>
+            <w:tcW w:w="2268" w:type="dxa"/>
           </w:tcPr>
           <w:p>
             <w:pPr>
@@ -7455,16 +7804,13 @@
               </w:rPr>
             </w:pPr>
             <w:r>
-              <w:rPr>
-                <w:noProof/>
-              </w:rPr>
-              <w:t>1</w:t>
+              <w:t>10</w:t>
             </w:r>
           </w:p>
         </w:tc>
         <w:tc>
           <w:tcPr>
-            <w:tcW w:w="3006" w:type="dxa"/>
+            <w:tcW w:w="3209" w:type="dxa"/>
           </w:tcPr>
           <w:p>
             <w:pPr>
@@ -7474,115 +7820,60 @@
               </w:rPr>
             </w:pPr>
             <w:r>
-              <w:rPr>
-                <w:b/>
-                <w:noProof/>
-              </w:rPr>
-              <w:t>1</w:t>
+              <w:t>7</w:t>
             </w:r>
           </w:p>
         </w:tc>
       </w:tr>
-    </w:tbl>
-    <w:p>
-      <w:pPr>
-        <w:rPr>
-          <w:noProof/>
-        </w:rPr>
-      </w:pPr>
-    </w:p>
-    <w:p>
-      <w:pPr>
-        <w:pStyle w:val="Heading2"/>
-      </w:pPr>
-      <w:bookmarkStart w:id="32" w:name="_Toc224914544"/>
-      <w:r>
-        <w:t>&lt;Comparison 2&gt;</w:t>
-      </w:r>
-      <w:bookmarkEnd w:id="32"/>
-    </w:p>
-    <w:p>
-      <w:pPr>
-        <w:rPr>
-          <w:noProof/>
-        </w:rPr>
-      </w:pPr>
-      <w:r>
-        <w:rPr>
-          <w:noProof/>
-        </w:rPr>
-        <w:t>&lt;comparison table&gt;</w:t>
-      </w:r>
-    </w:p>
-    <w:tbl>
-      <w:tblPr>
-        <w:tblStyle w:val="GridTable5Dark-Accent3"/>
-        <w:tblW w:w="0" w:type="auto"/>
-        <w:tblLook w:val="04A0" w:firstRow="1" w:lastRow="0" w:firstColumn="1" w:lastColumn="0" w:noHBand="0" w:noVBand="1"/>
-      </w:tblPr>
-      <w:tblGrid>
-        <w:gridCol w:w="3005"/>
-        <w:gridCol w:w="3005"/>
-        <w:gridCol w:w="3006"/>
-      </w:tblGrid>
       <w:tr>
-        <w:trPr>
-          <w:cnfStyle w:val="100000000000" w:firstRow="1" w:lastRow="0" w:firstColumn="0" w:lastColumn="0" w:oddVBand="0" w:evenVBand="0" w:oddHBand="0" w:evenHBand="0" w:firstRowFirstColumn="0" w:firstRowLastColumn="0" w:lastRowFirstColumn="0" w:lastRowLastColumn="0"/>
-        </w:trPr>
         <w:tc>
           <w:tcPr>
             <w:cnfStyle w:val="001000000000" w:firstRow="0" w:lastRow="0" w:firstColumn="1" w:lastColumn="0" w:oddVBand="0" w:evenVBand="0" w:oddHBand="0" w:evenHBand="0" w:firstRowFirstColumn="0" w:firstRowLastColumn="0" w:lastRowFirstColumn="0" w:lastRowLastColumn="0"/>
-            <w:tcW w:w="3005" w:type="dxa"/>
+            <w:tcW w:w="3539" w:type="dxa"/>
           </w:tcPr>
           <w:p>
             <w:pPr>
               <w:rPr>
-                <w:noProof/>
+                <w:rFonts w:ascii="Aptos Narrow" w:hAnsi="Aptos Narrow"/>
+                <w:color w:val="000000"/>
               </w:rPr>
             </w:pPr>
             <w:r>
-              <w:rPr>
-                <w:noProof/>
-              </w:rPr>
-              <w:t>Feature</w:t>
+              <w:t>Vector Search Speed</w:t>
             </w:r>
           </w:p>
         </w:tc>
         <w:tc>
           <w:tcPr>
-            <w:tcW w:w="3005" w:type="dxa"/>
+            <w:tcW w:w="2268" w:type="dxa"/>
           </w:tcPr>
           <w:p>
             <w:pPr>
-              <w:cnfStyle w:val="100000000000" w:firstRow="1" w:lastRow="0" w:firstColumn="0" w:lastColumn="0" w:oddVBand="0" w:evenVBand="0" w:oddHBand="0" w:evenHBand="0" w:firstRowFirstColumn="0" w:firstRowLastColumn="0" w:lastRowFirstColumn="0" w:lastRowLastColumn="0"/>
-              <w:rPr>
-                <w:noProof/>
+              <w:cnfStyle w:val="000000000000" w:firstRow="0" w:lastRow="0" w:firstColumn="0" w:lastColumn="0" w:oddVBand="0" w:evenVBand="0" w:oddHBand="0" w:evenHBand="0" w:firstRowFirstColumn="0" w:firstRowLastColumn="0" w:lastRowFirstColumn="0" w:lastRowLastColumn="0"/>
+              <w:rPr>
+                <w:rFonts w:ascii="Aptos Narrow" w:hAnsi="Aptos Narrow"/>
+                <w:color w:val="000000"/>
               </w:rPr>
             </w:pPr>
             <w:r>
-              <w:rPr>
-                <w:noProof/>
-              </w:rPr>
-              <w:t>&lt;Tool 1&gt;</w:t>
+              <w:t>7</w:t>
             </w:r>
           </w:p>
         </w:tc>
         <w:tc>
           <w:tcPr>
-            <w:tcW w:w="3006" w:type="dxa"/>
+            <w:tcW w:w="3209" w:type="dxa"/>
           </w:tcPr>
           <w:p>
             <w:pPr>
-              <w:cnfStyle w:val="100000000000" w:firstRow="1" w:lastRow="0" w:firstColumn="0" w:lastColumn="0" w:oddVBand="0" w:evenVBand="0" w:oddHBand="0" w:evenHBand="0" w:firstRowFirstColumn="0" w:firstRowLastColumn="0" w:lastRowFirstColumn="0" w:lastRowLastColumn="0"/>
-              <w:rPr>
-                <w:noProof/>
+              <w:cnfStyle w:val="000000000000" w:firstRow="0" w:lastRow="0" w:firstColumn="0" w:lastColumn="0" w:oddVBand="0" w:evenVBand="0" w:oddHBand="0" w:evenHBand="0" w:firstRowFirstColumn="0" w:firstRowLastColumn="0" w:lastRowFirstColumn="0" w:lastRowLastColumn="0"/>
+              <w:rPr>
+                <w:rFonts w:ascii="Aptos Narrow" w:hAnsi="Aptos Narrow"/>
+                <w:color w:val="000000"/>
               </w:rPr>
             </w:pPr>
             <w:r>
-              <w:rPr>
-                <w:noProof/>
-              </w:rPr>
-              <w:t>&lt;Tool 2&gt;</w:t>
+              <w:t>10</w:t>
             </w:r>
           </w:p>
         </w:tc>
@@ -7594,58 +7885,50 @@
         <w:tc>
           <w:tcPr>
             <w:cnfStyle w:val="001000000000" w:firstRow="0" w:lastRow="0" w:firstColumn="1" w:lastColumn="0" w:oddVBand="0" w:evenVBand="0" w:oddHBand="0" w:evenHBand="0" w:firstRowFirstColumn="0" w:firstRowLastColumn="0" w:lastRowFirstColumn="0" w:lastRowLastColumn="0"/>
-            <w:tcW w:w="3005" w:type="dxa"/>
+            <w:tcW w:w="3539" w:type="dxa"/>
           </w:tcPr>
           <w:p>
             <w:pPr>
               <w:rPr>
-                <w:noProof/>
+                <w:rFonts w:ascii="Aptos Narrow" w:hAnsi="Aptos Narrow"/>
+                <w:color w:val="000000"/>
               </w:rPr>
             </w:pPr>
             <w:r>
-              <w:rPr>
-                <w:noProof/>
-              </w:rPr>
-              <w:t>A</w:t>
+              <w:t>Operational Simplicity</w:t>
             </w:r>
           </w:p>
         </w:tc>
         <w:tc>
           <w:tcPr>
-            <w:tcW w:w="3005" w:type="dxa"/>
+            <w:tcW w:w="2268" w:type="dxa"/>
           </w:tcPr>
           <w:p>
             <w:pPr>
               <w:cnfStyle w:val="000000100000" w:firstRow="0" w:lastRow="0" w:firstColumn="0" w:lastColumn="0" w:oddVBand="0" w:evenVBand="0" w:oddHBand="1" w:evenHBand="0" w:firstRowFirstColumn="0" w:firstRowLastColumn="0" w:lastRowFirstColumn="0" w:lastRowLastColumn="0"/>
               <w:rPr>
-                <w:noProof/>
+                <w:rFonts w:ascii="Aptos Narrow" w:hAnsi="Aptos Narrow"/>
+                <w:color w:val="000000"/>
               </w:rPr>
             </w:pPr>
             <w:r>
-              <w:rPr>
-                <w:b/>
-                <w:noProof/>
-              </w:rPr>
-              <w:t>4</w:t>
+              <w:t>9</w:t>
             </w:r>
           </w:p>
         </w:tc>
         <w:tc>
           <w:tcPr>
-            <w:tcW w:w="3006" w:type="dxa"/>
+            <w:tcW w:w="3209" w:type="dxa"/>
           </w:tcPr>
           <w:p>
             <w:pPr>
               <w:cnfStyle w:val="000000100000" w:firstRow="0" w:lastRow="0" w:firstColumn="0" w:lastColumn="0" w:oddVBand="0" w:evenVBand="0" w:oddHBand="1" w:evenHBand="0" w:firstRowFirstColumn="0" w:firstRowLastColumn="0" w:lastRowFirstColumn="0" w:lastRowLastColumn="0"/>
               <w:rPr>
-                <w:noProof/>
+                <w:rFonts w:ascii="Aptos Narrow" w:hAnsi="Aptos Narrow"/>
+                <w:color w:val="000000"/>
               </w:rPr>
             </w:pPr>
             <w:r>
-              <w:rPr>
-                <w:b/>
-                <w:noProof/>
-              </w:rPr>
               <w:t>5</w:t>
             </w:r>
           </w:p>
@@ -7655,59 +7938,51 @@
         <w:tc>
           <w:tcPr>
             <w:cnfStyle w:val="001000000000" w:firstRow="0" w:lastRow="0" w:firstColumn="1" w:lastColumn="0" w:oddVBand="0" w:evenVBand="0" w:oddHBand="0" w:evenHBand="0" w:firstRowFirstColumn="0" w:firstRowLastColumn="0" w:lastRowFirstColumn="0" w:lastRowLastColumn="0"/>
-            <w:tcW w:w="3005" w:type="dxa"/>
+            <w:tcW w:w="3539" w:type="dxa"/>
           </w:tcPr>
           <w:p>
             <w:pPr>
               <w:rPr>
-                <w:noProof/>
+                <w:rFonts w:ascii="Aptos Narrow" w:hAnsi="Aptos Narrow"/>
+                <w:color w:val="000000"/>
               </w:rPr>
             </w:pPr>
             <w:r>
-              <w:rPr>
-                <w:noProof/>
-              </w:rPr>
-              <w:t>B</w:t>
+              <w:t>Analytical Capabilities</w:t>
             </w:r>
           </w:p>
         </w:tc>
         <w:tc>
           <w:tcPr>
-            <w:tcW w:w="3005" w:type="dxa"/>
+            <w:tcW w:w="2268" w:type="dxa"/>
           </w:tcPr>
           <w:p>
             <w:pPr>
               <w:cnfStyle w:val="000000000000" w:firstRow="0" w:lastRow="0" w:firstColumn="0" w:lastColumn="0" w:oddVBand="0" w:evenVBand="0" w:oddHBand="0" w:evenHBand="0" w:firstRowFirstColumn="0" w:firstRowLastColumn="0" w:lastRowFirstColumn="0" w:lastRowLastColumn="0"/>
               <w:rPr>
-                <w:noProof/>
+                <w:rFonts w:ascii="Aptos Narrow" w:hAnsi="Aptos Narrow"/>
+                <w:color w:val="000000"/>
               </w:rPr>
             </w:pPr>
             <w:r>
-              <w:rPr>
-                <w:b/>
-                <w:noProof/>
-              </w:rPr>
-              <w:t>3</w:t>
+              <w:t>6</w:t>
             </w:r>
           </w:p>
         </w:tc>
         <w:tc>
           <w:tcPr>
-            <w:tcW w:w="3006" w:type="dxa"/>
+            <w:tcW w:w="3209" w:type="dxa"/>
           </w:tcPr>
           <w:p>
             <w:pPr>
               <w:cnfStyle w:val="000000000000" w:firstRow="0" w:lastRow="0" w:firstColumn="0" w:lastColumn="0" w:oddVBand="0" w:evenVBand="0" w:oddHBand="0" w:evenHBand="0" w:firstRowFirstColumn="0" w:firstRowLastColumn="0" w:lastRowFirstColumn="0" w:lastRowLastColumn="0"/>
               <w:rPr>
-                <w:noProof/>
+                <w:rFonts w:ascii="Aptos Narrow" w:hAnsi="Aptos Narrow"/>
+                <w:color w:val="000000"/>
               </w:rPr>
             </w:pPr>
             <w:r>
-              <w:rPr>
-                <w:b/>
-                <w:noProof/>
-              </w:rPr>
-              <w:t>2</w:t>
+              <w:t>10</w:t>
             </w:r>
           </w:p>
         </w:tc>
@@ -7719,58 +7994,146 @@
         <w:tc>
           <w:tcPr>
             <w:cnfStyle w:val="001000000000" w:firstRow="0" w:lastRow="0" w:firstColumn="1" w:lastColumn="0" w:oddVBand="0" w:evenVBand="0" w:oddHBand="0" w:evenHBand="0" w:firstRowFirstColumn="0" w:firstRowLastColumn="0" w:lastRowFirstColumn="0" w:lastRowLastColumn="0"/>
-            <w:tcW w:w="3005" w:type="dxa"/>
+            <w:tcW w:w="3539" w:type="dxa"/>
           </w:tcPr>
           <w:p>
             <w:pPr>
               <w:rPr>
-                <w:noProof/>
+                <w:rFonts w:ascii="Aptos Narrow" w:hAnsi="Aptos Narrow"/>
+                <w:color w:val="000000"/>
               </w:rPr>
             </w:pPr>
             <w:r>
-              <w:rPr>
-                <w:noProof/>
-              </w:rPr>
-              <w:t>C</w:t>
+              <w:t>Data Integrity (ACID)</w:t>
             </w:r>
           </w:p>
         </w:tc>
         <w:tc>
           <w:tcPr>
-            <w:tcW w:w="3005" w:type="dxa"/>
+            <w:tcW w:w="2268" w:type="dxa"/>
           </w:tcPr>
           <w:p>
             <w:pPr>
               <w:cnfStyle w:val="000000100000" w:firstRow="0" w:lastRow="0" w:firstColumn="0" w:lastColumn="0" w:oddVBand="0" w:evenVBand="0" w:oddHBand="1" w:evenHBand="0" w:firstRowFirstColumn="0" w:firstRowLastColumn="0" w:lastRowFirstColumn="0" w:lastRowLastColumn="0"/>
               <w:rPr>
-                <w:noProof/>
+                <w:rFonts w:ascii="Aptos Narrow" w:hAnsi="Aptos Narrow"/>
+                <w:color w:val="000000"/>
               </w:rPr>
             </w:pPr>
             <w:r>
-              <w:rPr>
-                <w:noProof/>
-              </w:rPr>
-              <w:t>1</w:t>
+              <w:t>10</w:t>
             </w:r>
           </w:p>
         </w:tc>
         <w:tc>
           <w:tcPr>
-            <w:tcW w:w="3006" w:type="dxa"/>
+            <w:tcW w:w="3209" w:type="dxa"/>
           </w:tcPr>
           <w:p>
             <w:pPr>
               <w:cnfStyle w:val="000000100000" w:firstRow="0" w:lastRow="0" w:firstColumn="0" w:lastColumn="0" w:oddVBand="0" w:evenVBand="0" w:oddHBand="1" w:evenHBand="0" w:firstRowFirstColumn="0" w:firstRowLastColumn="0" w:lastRowFirstColumn="0" w:lastRowLastColumn="0"/>
               <w:rPr>
-                <w:noProof/>
+                <w:rFonts w:ascii="Aptos Narrow" w:hAnsi="Aptos Narrow"/>
+                <w:color w:val="000000"/>
               </w:rPr>
             </w:pPr>
             <w:r>
-              <w:rPr>
-                <w:b/>
-                <w:noProof/>
-              </w:rPr>
-              <w:t>1</w:t>
+              <w:t>4</w:t>
+            </w:r>
+          </w:p>
+        </w:tc>
+      </w:tr>
+      <w:tr>
+        <w:tc>
+          <w:tcPr>
+            <w:cnfStyle w:val="001000000000" w:firstRow="0" w:lastRow="0" w:firstColumn="1" w:lastColumn="0" w:oddVBand="0" w:evenVBand="0" w:oddHBand="0" w:evenHBand="0" w:firstRowFirstColumn="0" w:firstRowLastColumn="0" w:lastRowFirstColumn="0" w:lastRowLastColumn="0"/>
+            <w:tcW w:w="3539" w:type="dxa"/>
+          </w:tcPr>
+          <w:p>
+            <w:pPr>
+              <w:rPr>
+                <w:rFonts w:ascii="Aptos Narrow" w:hAnsi="Aptos Narrow"/>
+                <w:color w:val="000000"/>
+              </w:rPr>
+            </w:pPr>
+            <w:r>
+              <w:t>Cost Efficiency</w:t>
+            </w:r>
+          </w:p>
+        </w:tc>
+        <w:tc>
+          <w:tcPr>
+            <w:tcW w:w="2268" w:type="dxa"/>
+          </w:tcPr>
+          <w:p>
+            <w:pPr>
+              <w:cnfStyle w:val="000000000000" w:firstRow="0" w:lastRow="0" w:firstColumn="0" w:lastColumn="0" w:oddVBand="0" w:evenVBand="0" w:oddHBand="0" w:evenHBand="0" w:firstRowFirstColumn="0" w:firstRowLastColumn="0" w:lastRowFirstColumn="0" w:lastRowLastColumn="0"/>
+              <w:rPr>
+                <w:rFonts w:ascii="Aptos Narrow" w:hAnsi="Aptos Narrow"/>
+                <w:color w:val="000000"/>
+              </w:rPr>
+            </w:pPr>
+            <w:r>
+              <w:t>8</w:t>
+            </w:r>
+          </w:p>
+        </w:tc>
+        <w:tc>
+          <w:tcPr>
+            <w:tcW w:w="3209" w:type="dxa"/>
+          </w:tcPr>
+          <w:p>
+            <w:pPr>
+              <w:cnfStyle w:val="000000000000" w:firstRow="0" w:lastRow="0" w:firstColumn="0" w:lastColumn="0" w:oddVBand="0" w:evenVBand="0" w:oddHBand="0" w:evenHBand="0" w:firstRowFirstColumn="0" w:firstRowLastColumn="0" w:lastRowFirstColumn="0" w:lastRowLastColumn="0"/>
+              <w:rPr>
+                <w:rFonts w:ascii="Aptos Narrow" w:hAnsi="Aptos Narrow"/>
+                <w:color w:val="000000"/>
+              </w:rPr>
+            </w:pPr>
+            <w:r>
+              <w:t>6</w:t>
+            </w:r>
+          </w:p>
+        </w:tc>
+      </w:tr>
+      <w:tr>
+        <w:trPr>
+          <w:cnfStyle w:val="000000100000" w:firstRow="0" w:lastRow="0" w:firstColumn="0" w:lastColumn="0" w:oddVBand="0" w:evenVBand="0" w:oddHBand="1" w:evenHBand="0" w:firstRowFirstColumn="0" w:firstRowLastColumn="0" w:lastRowFirstColumn="0" w:lastRowLastColumn="0"/>
+        </w:trPr>
+        <w:tc>
+          <w:tcPr>
+            <w:cnfStyle w:val="001000000000" w:firstRow="0" w:lastRow="0" w:firstColumn="1" w:lastColumn="0" w:oddVBand="0" w:evenVBand="0" w:oddHBand="0" w:evenHBand="0" w:firstRowFirstColumn="0" w:firstRowLastColumn="0" w:lastRowFirstColumn="0" w:lastRowLastColumn="0"/>
+            <w:tcW w:w="3539" w:type="dxa"/>
+          </w:tcPr>
+          <w:p>
+            <w:r>
+              <w:t>Total Score</w:t>
+            </w:r>
+          </w:p>
+        </w:tc>
+        <w:tc>
+          <w:tcPr>
+            <w:tcW w:w="2268" w:type="dxa"/>
+          </w:tcPr>
+          <w:p>
+            <w:pPr>
+              <w:cnfStyle w:val="000000100000" w:firstRow="0" w:lastRow="0" w:firstColumn="0" w:lastColumn="0" w:oddVBand="0" w:evenVBand="0" w:oddHBand="1" w:evenHBand="0" w:firstRowFirstColumn="0" w:firstRowLastColumn="0" w:lastRowFirstColumn="0" w:lastRowLastColumn="0"/>
+            </w:pPr>
+            <w:r>
+              <w:t>66</w:t>
+            </w:r>
+          </w:p>
+        </w:tc>
+        <w:tc>
+          <w:tcPr>
+            <w:tcW w:w="3209" w:type="dxa"/>
+          </w:tcPr>
+          <w:p>
+            <w:pPr>
+              <w:cnfStyle w:val="000000100000" w:firstRow="0" w:lastRow="0" w:firstColumn="0" w:lastColumn="0" w:oddVBand="0" w:evenVBand="0" w:oddHBand="1" w:evenHBand="0" w:firstRowFirstColumn="0" w:firstRowLastColumn="0" w:lastRowFirstColumn="0" w:lastRowLastColumn="0"/>
+            </w:pPr>
+            <w:r>
+              <w:t>58</w:t>
             </w:r>
           </w:p>
         </w:tc>
@@ -7778,13 +8141,588 @@
     </w:tbl>
     <w:p>
       <w:pPr>
+        <w:pStyle w:val="Heading2"/>
+      </w:pPr>
+      <w:r>
+        <w:t xml:space="preserve">Comparison Matrix </w:t>
+      </w:r>
+      <w:r>
+        <w:t>–</w:t>
+      </w:r>
+      <w:r>
+        <w:t xml:space="preserve"> </w:t>
+      </w:r>
+      <w:r>
+        <w:t>Container Orchestration</w:t>
+      </w:r>
+      <w:r>
+        <w:t xml:space="preserve"> </w:t>
+      </w:r>
+    </w:p>
+    <w:p>
+      <w:r>
+        <w:t>Below matrix is the comparison of features score, each score range from 1-10, where 10 is the best and 1 is the worst.</w:t>
+      </w:r>
+    </w:p>
+    <w:tbl>
+      <w:tblPr>
+        <w:tblStyle w:val="GridTable5Dark-Accent3"/>
+        <w:tblW w:w="0" w:type="auto"/>
+        <w:tblLook w:val="04A0" w:firstRow="1" w:lastRow="0" w:firstColumn="1" w:lastColumn="0" w:noHBand="0" w:noVBand="1"/>
+      </w:tblPr>
+      <w:tblGrid>
+        <w:gridCol w:w="3539"/>
+        <w:gridCol w:w="2268"/>
+        <w:gridCol w:w="3209"/>
+      </w:tblGrid>
+      <w:tr>
+        <w:trPr>
+          <w:cnfStyle w:val="100000000000" w:firstRow="1" w:lastRow="0" w:firstColumn="0" w:lastColumn="0" w:oddVBand="0" w:evenVBand="0" w:oddHBand="0" w:evenHBand="0" w:firstRowFirstColumn="0" w:firstRowLastColumn="0" w:lastRowFirstColumn="0" w:lastRowLastColumn="0"/>
+        </w:trPr>
+        <w:tc>
+          <w:tcPr>
+            <w:cnfStyle w:val="001000000000" w:firstRow="0" w:lastRow="0" w:firstColumn="1" w:lastColumn="0" w:oddVBand="0" w:evenVBand="0" w:oddHBand="0" w:evenHBand="0" w:firstRowFirstColumn="0" w:firstRowLastColumn="0" w:lastRowFirstColumn="0" w:lastRowLastColumn="0"/>
+            <w:tcW w:w="3539" w:type="dxa"/>
+          </w:tcPr>
+          <w:p>
+            <w:pPr>
+              <w:rPr>
+                <w:noProof/>
+              </w:rPr>
+            </w:pPr>
+            <w:r>
+              <w:rPr>
+                <w:noProof/>
+              </w:rPr>
+              <w:t>Feature</w:t>
+            </w:r>
+          </w:p>
+        </w:tc>
+        <w:tc>
+          <w:tcPr>
+            <w:tcW w:w="2268" w:type="dxa"/>
+          </w:tcPr>
+          <w:p>
+            <w:pPr>
+              <w:cnfStyle w:val="100000000000" w:firstRow="1" w:lastRow="0" w:firstColumn="0" w:lastColumn="0" w:oddVBand="0" w:evenVBand="0" w:oddHBand="0" w:evenHBand="0" w:firstRowFirstColumn="0" w:firstRowLastColumn="0" w:lastRowFirstColumn="0" w:lastRowLastColumn="0"/>
+              <w:rPr>
+                <w:noProof/>
+              </w:rPr>
+            </w:pPr>
+            <w:r>
+              <w:rPr>
+                <w:noProof/>
+              </w:rPr>
+              <w:t>AWS ECS</w:t>
+            </w:r>
+          </w:p>
+        </w:tc>
+        <w:tc>
+          <w:tcPr>
+            <w:tcW w:w="3209" w:type="dxa"/>
+          </w:tcPr>
+          <w:p>
+            <w:pPr>
+              <w:cnfStyle w:val="100000000000" w:firstRow="1" w:lastRow="0" w:firstColumn="0" w:lastColumn="0" w:oddVBand="0" w:evenVBand="0" w:oddHBand="0" w:evenHBand="0" w:firstRowFirstColumn="0" w:firstRowLastColumn="0" w:lastRowFirstColumn="0" w:lastRowLastColumn="0"/>
+              <w:rPr>
+                <w:noProof/>
+              </w:rPr>
+            </w:pPr>
+            <w:r>
+              <w:rPr>
+                <w:noProof/>
+              </w:rPr>
+              <w:t>GCP GKE</w:t>
+            </w:r>
+          </w:p>
+        </w:tc>
+      </w:tr>
+      <w:tr>
+        <w:trPr>
+          <w:cnfStyle w:val="000000100000" w:firstRow="0" w:lastRow="0" w:firstColumn="0" w:lastColumn="0" w:oddVBand="0" w:evenVBand="0" w:oddHBand="1" w:evenHBand="0" w:firstRowFirstColumn="0" w:firstRowLastColumn="0" w:lastRowFirstColumn="0" w:lastRowLastColumn="0"/>
+        </w:trPr>
+        <w:tc>
+          <w:tcPr>
+            <w:cnfStyle w:val="001000000000" w:firstRow="0" w:lastRow="0" w:firstColumn="1" w:lastColumn="0" w:oddVBand="0" w:evenVBand="0" w:oddHBand="0" w:evenHBand="0" w:firstRowFirstColumn="0" w:firstRowLastColumn="0" w:lastRowFirstColumn="0" w:lastRowLastColumn="0"/>
+            <w:tcW w:w="3539" w:type="dxa"/>
+          </w:tcPr>
+          <w:p>
+            <w:pPr>
+              <w:rPr>
+                <w:noProof/>
+              </w:rPr>
+            </w:pPr>
+            <w:r>
+              <w:t>Usability (Ease of Setup)</w:t>
+            </w:r>
+          </w:p>
+        </w:tc>
+        <w:tc>
+          <w:tcPr>
+            <w:tcW w:w="2268" w:type="dxa"/>
+          </w:tcPr>
+          <w:p>
+            <w:pPr>
+              <w:cnfStyle w:val="000000100000" w:firstRow="0" w:lastRow="0" w:firstColumn="0" w:lastColumn="0" w:oddVBand="0" w:evenVBand="0" w:oddHBand="1" w:evenHBand="0" w:firstRowFirstColumn="0" w:firstRowLastColumn="0" w:lastRowFirstColumn="0" w:lastRowLastColumn="0"/>
+              <w:rPr>
+                <w:noProof/>
+              </w:rPr>
+            </w:pPr>
+            <w:r>
+              <w:t>9</w:t>
+            </w:r>
+          </w:p>
+        </w:tc>
+        <w:tc>
+          <w:tcPr>
+            <w:tcW w:w="3209" w:type="dxa"/>
+          </w:tcPr>
+          <w:p>
+            <w:pPr>
+              <w:cnfStyle w:val="000000100000" w:firstRow="0" w:lastRow="0" w:firstColumn="0" w:lastColumn="0" w:oddVBand="0" w:evenVBand="0" w:oddHBand="1" w:evenHBand="0" w:firstRowFirstColumn="0" w:firstRowLastColumn="0" w:lastRowFirstColumn="0" w:lastRowLastColumn="0"/>
+              <w:rPr>
+                <w:noProof/>
+              </w:rPr>
+            </w:pPr>
+            <w:r>
+              <w:t>7</w:t>
+            </w:r>
+          </w:p>
+        </w:tc>
+      </w:tr>
+      <w:tr>
+        <w:tc>
+          <w:tcPr>
+            <w:cnfStyle w:val="001000000000" w:firstRow="0" w:lastRow="0" w:firstColumn="1" w:lastColumn="0" w:oddVBand="0" w:evenVBand="0" w:oddHBand="0" w:evenHBand="0" w:firstRowFirstColumn="0" w:firstRowLastColumn="0" w:lastRowFirstColumn="0" w:lastRowLastColumn="0"/>
+            <w:tcW w:w="3539" w:type="dxa"/>
+          </w:tcPr>
+          <w:p>
+            <w:pPr>
+              <w:rPr>
+                <w:noProof/>
+              </w:rPr>
+            </w:pPr>
+            <w:r>
+              <w:t>Operational Simplicity</w:t>
+            </w:r>
+          </w:p>
+        </w:tc>
+        <w:tc>
+          <w:tcPr>
+            <w:tcW w:w="2268" w:type="dxa"/>
+          </w:tcPr>
+          <w:p>
+            <w:pPr>
+              <w:cnfStyle w:val="000000000000" w:firstRow="0" w:lastRow="0" w:firstColumn="0" w:lastColumn="0" w:oddVBand="0" w:evenVBand="0" w:oddHBand="0" w:evenHBand="0" w:firstRowFirstColumn="0" w:firstRowLastColumn="0" w:lastRowFirstColumn="0" w:lastRowLastColumn="0"/>
+              <w:rPr>
+                <w:noProof/>
+              </w:rPr>
+            </w:pPr>
+            <w:r>
+              <w:t>10</w:t>
+            </w:r>
+          </w:p>
+        </w:tc>
+        <w:tc>
+          <w:tcPr>
+            <w:tcW w:w="3209" w:type="dxa"/>
+          </w:tcPr>
+          <w:p>
+            <w:pPr>
+              <w:cnfStyle w:val="000000000000" w:firstRow="0" w:lastRow="0" w:firstColumn="0" w:lastColumn="0" w:oddVBand="0" w:evenVBand="0" w:oddHBand="0" w:evenHBand="0" w:firstRowFirstColumn="0" w:firstRowLastColumn="0" w:lastRowFirstColumn="0" w:lastRowLastColumn="0"/>
+              <w:rPr>
+                <w:noProof/>
+              </w:rPr>
+            </w:pPr>
+            <w:r>
+              <w:t>7</w:t>
+            </w:r>
+          </w:p>
+        </w:tc>
+      </w:tr>
+      <w:tr>
+        <w:trPr>
+          <w:cnfStyle w:val="000000100000" w:firstRow="0" w:lastRow="0" w:firstColumn="0" w:lastColumn="0" w:oddVBand="0" w:evenVBand="0" w:oddHBand="1" w:evenHBand="0" w:firstRowFirstColumn="0" w:firstRowLastColumn="0" w:lastRowFirstColumn="0" w:lastRowLastColumn="0"/>
+        </w:trPr>
+        <w:tc>
+          <w:tcPr>
+            <w:cnfStyle w:val="001000000000" w:firstRow="0" w:lastRow="0" w:firstColumn="1" w:lastColumn="0" w:oddVBand="0" w:evenVBand="0" w:oddHBand="0" w:evenHBand="0" w:firstRowFirstColumn="0" w:firstRowLastColumn="0" w:lastRowFirstColumn="0" w:lastRowLastColumn="0"/>
+            <w:tcW w:w="3539" w:type="dxa"/>
+          </w:tcPr>
+          <w:p>
+            <w:pPr>
+              <w:rPr>
+                <w:noProof/>
+              </w:rPr>
+            </w:pPr>
+            <w:r>
+              <w:t>Scalability Speed</w:t>
+            </w:r>
+          </w:p>
+        </w:tc>
+        <w:tc>
+          <w:tcPr>
+            <w:tcW w:w="2268" w:type="dxa"/>
+          </w:tcPr>
+          <w:p>
+            <w:pPr>
+              <w:cnfStyle w:val="000000100000" w:firstRow="0" w:lastRow="0" w:firstColumn="0" w:lastColumn="0" w:oddVBand="0" w:evenVBand="0" w:oddHBand="1" w:evenHBand="0" w:firstRowFirstColumn="0" w:firstRowLastColumn="0" w:lastRowFirstColumn="0" w:lastRowLastColumn="0"/>
+              <w:rPr>
+                <w:noProof/>
+              </w:rPr>
+            </w:pPr>
+            <w:r>
+              <w:t>8</w:t>
+            </w:r>
+          </w:p>
+        </w:tc>
+        <w:tc>
+          <w:tcPr>
+            <w:tcW w:w="3209" w:type="dxa"/>
+          </w:tcPr>
+          <w:p>
+            <w:pPr>
+              <w:cnfStyle w:val="000000100000" w:firstRow="0" w:lastRow="0" w:firstColumn="0" w:lastColumn="0" w:oddVBand="0" w:evenVBand="0" w:oddHBand="1" w:evenHBand="0" w:firstRowFirstColumn="0" w:firstRowLastColumn="0" w:lastRowFirstColumn="0" w:lastRowLastColumn="0"/>
+              <w:rPr>
+                <w:noProof/>
+              </w:rPr>
+            </w:pPr>
+            <w:r>
+              <w:t>10</w:t>
+            </w:r>
+          </w:p>
+        </w:tc>
+      </w:tr>
+      <w:tr>
+        <w:tc>
+          <w:tcPr>
+            <w:cnfStyle w:val="001000000000" w:firstRow="0" w:lastRow="0" w:firstColumn="1" w:lastColumn="0" w:oddVBand="0" w:evenVBand="0" w:oddHBand="0" w:evenHBand="0" w:firstRowFirstColumn="0" w:firstRowLastColumn="0" w:lastRowFirstColumn="0" w:lastRowLastColumn="0"/>
+            <w:tcW w:w="3539" w:type="dxa"/>
+          </w:tcPr>
+          <w:p>
+            <w:pPr>
+              <w:rPr>
+                <w:rFonts w:ascii="Aptos Narrow" w:hAnsi="Aptos Narrow"/>
+                <w:color w:val="000000"/>
+              </w:rPr>
+            </w:pPr>
+            <w:r>
+              <w:t>Ecosystem Flexibility</w:t>
+            </w:r>
+          </w:p>
+        </w:tc>
+        <w:tc>
+          <w:tcPr>
+            <w:tcW w:w="2268" w:type="dxa"/>
+          </w:tcPr>
+          <w:p>
+            <w:pPr>
+              <w:cnfStyle w:val="000000000000" w:firstRow="0" w:lastRow="0" w:firstColumn="0" w:lastColumn="0" w:oddVBand="0" w:evenVBand="0" w:oddHBand="0" w:evenHBand="0" w:firstRowFirstColumn="0" w:firstRowLastColumn="0" w:lastRowFirstColumn="0" w:lastRowLastColumn="0"/>
+              <w:rPr>
+                <w:rFonts w:ascii="Aptos Narrow" w:hAnsi="Aptos Narrow"/>
+                <w:color w:val="000000"/>
+              </w:rPr>
+            </w:pPr>
+            <w:r>
+              <w:t>7</w:t>
+            </w:r>
+          </w:p>
+        </w:tc>
+        <w:tc>
+          <w:tcPr>
+            <w:tcW w:w="3209" w:type="dxa"/>
+          </w:tcPr>
+          <w:p>
+            <w:pPr>
+              <w:cnfStyle w:val="000000000000" w:firstRow="0" w:lastRow="0" w:firstColumn="0" w:lastColumn="0" w:oddVBand="0" w:evenVBand="0" w:oddHBand="0" w:evenHBand="0" w:firstRowFirstColumn="0" w:firstRowLastColumn="0" w:lastRowFirstColumn="0" w:lastRowLastColumn="0"/>
+              <w:rPr>
+                <w:rFonts w:ascii="Aptos Narrow" w:hAnsi="Aptos Narrow"/>
+                <w:color w:val="000000"/>
+              </w:rPr>
+            </w:pPr>
+            <w:r>
+              <w:t>10</w:t>
+            </w:r>
+          </w:p>
+        </w:tc>
+      </w:tr>
+      <w:tr>
+        <w:trPr>
+          <w:cnfStyle w:val="000000100000" w:firstRow="0" w:lastRow="0" w:firstColumn="0" w:lastColumn="0" w:oddVBand="0" w:evenVBand="0" w:oddHBand="1" w:evenHBand="0" w:firstRowFirstColumn="0" w:firstRowLastColumn="0" w:lastRowFirstColumn="0" w:lastRowLastColumn="0"/>
+        </w:trPr>
+        <w:tc>
+          <w:tcPr>
+            <w:cnfStyle w:val="001000000000" w:firstRow="0" w:lastRow="0" w:firstColumn="1" w:lastColumn="0" w:oddVBand="0" w:evenVBand="0" w:oddHBand="0" w:evenHBand="0" w:firstRowFirstColumn="0" w:firstRowLastColumn="0" w:lastRowFirstColumn="0" w:lastRowLastColumn="0"/>
+            <w:tcW w:w="3539" w:type="dxa"/>
+          </w:tcPr>
+          <w:p>
+            <w:pPr>
+              <w:rPr>
+                <w:rFonts w:ascii="Aptos Narrow" w:hAnsi="Aptos Narrow"/>
+                <w:color w:val="000000"/>
+              </w:rPr>
+            </w:pPr>
+            <w:r>
+              <w:t>Hybrid/Multi-Cloud</w:t>
+            </w:r>
+          </w:p>
+        </w:tc>
+        <w:tc>
+          <w:tcPr>
+            <w:tcW w:w="2268" w:type="dxa"/>
+          </w:tcPr>
+          <w:p>
+            <w:pPr>
+              <w:cnfStyle w:val="000000100000" w:firstRow="0" w:lastRow="0" w:firstColumn="0" w:lastColumn="0" w:oddVBand="0" w:evenVBand="0" w:oddHBand="1" w:evenHBand="0" w:firstRowFirstColumn="0" w:firstRowLastColumn="0" w:lastRowFirstColumn="0" w:lastRowLastColumn="0"/>
+              <w:rPr>
+                <w:rFonts w:ascii="Aptos Narrow" w:hAnsi="Aptos Narrow"/>
+                <w:color w:val="000000"/>
+              </w:rPr>
+            </w:pPr>
+            <w:r>
+              <w:t>3</w:t>
+            </w:r>
+          </w:p>
+        </w:tc>
+        <w:tc>
+          <w:tcPr>
+            <w:tcW w:w="3209" w:type="dxa"/>
+          </w:tcPr>
+          <w:p>
+            <w:pPr>
+              <w:cnfStyle w:val="000000100000" w:firstRow="0" w:lastRow="0" w:firstColumn="0" w:lastColumn="0" w:oddVBand="0" w:evenVBand="0" w:oddHBand="1" w:evenHBand="0" w:firstRowFirstColumn="0" w:firstRowLastColumn="0" w:lastRowFirstColumn="0" w:lastRowLastColumn="0"/>
+              <w:rPr>
+                <w:rFonts w:ascii="Aptos Narrow" w:hAnsi="Aptos Narrow"/>
+                <w:color w:val="000000"/>
+              </w:rPr>
+            </w:pPr>
+            <w:r>
+              <w:t>9</w:t>
+            </w:r>
+          </w:p>
+        </w:tc>
+      </w:tr>
+      <w:tr>
+        <w:tc>
+          <w:tcPr>
+            <w:cnfStyle w:val="001000000000" w:firstRow="0" w:lastRow="0" w:firstColumn="1" w:lastColumn="0" w:oddVBand="0" w:evenVBand="0" w:oddHBand="0" w:evenHBand="0" w:firstRowFirstColumn="0" w:firstRowLastColumn="0" w:lastRowFirstColumn="0" w:lastRowLastColumn="0"/>
+            <w:tcW w:w="3539" w:type="dxa"/>
+          </w:tcPr>
+          <w:p>
+            <w:pPr>
+              <w:rPr>
+                <w:rFonts w:ascii="Aptos Narrow" w:hAnsi="Aptos Narrow"/>
+                <w:color w:val="000000"/>
+              </w:rPr>
+            </w:pPr>
+            <w:r>
+              <w:t>Feature Depth (Advanced)</w:t>
+            </w:r>
+          </w:p>
+        </w:tc>
+        <w:tc>
+          <w:tcPr>
+            <w:tcW w:w="2268" w:type="dxa"/>
+          </w:tcPr>
+          <w:p>
+            <w:pPr>
+              <w:cnfStyle w:val="000000000000" w:firstRow="0" w:lastRow="0" w:firstColumn="0" w:lastColumn="0" w:oddVBand="0" w:evenVBand="0" w:oddHBand="0" w:evenHBand="0" w:firstRowFirstColumn="0" w:firstRowLastColumn="0" w:lastRowFirstColumn="0" w:lastRowLastColumn="0"/>
+              <w:rPr>
+                <w:rFonts w:ascii="Aptos Narrow" w:hAnsi="Aptos Narrow"/>
+                <w:color w:val="000000"/>
+              </w:rPr>
+            </w:pPr>
+            <w:r>
+              <w:t>6</w:t>
+            </w:r>
+          </w:p>
+        </w:tc>
+        <w:tc>
+          <w:tcPr>
+            <w:tcW w:w="3209" w:type="dxa"/>
+          </w:tcPr>
+          <w:p>
+            <w:pPr>
+              <w:cnfStyle w:val="000000000000" w:firstRow="0" w:lastRow="0" w:firstColumn="0" w:lastColumn="0" w:oddVBand="0" w:evenVBand="0" w:oddHBand="0" w:evenHBand="0" w:firstRowFirstColumn="0" w:firstRowLastColumn="0" w:lastRowFirstColumn="0" w:lastRowLastColumn="0"/>
+              <w:rPr>
+                <w:rFonts w:ascii="Aptos Narrow" w:hAnsi="Aptos Narrow"/>
+                <w:color w:val="000000"/>
+              </w:rPr>
+            </w:pPr>
+            <w:r>
+              <w:t>10</w:t>
+            </w:r>
+          </w:p>
+        </w:tc>
+      </w:tr>
+      <w:tr>
+        <w:trPr>
+          <w:cnfStyle w:val="000000100000" w:firstRow="0" w:lastRow="0" w:firstColumn="0" w:lastColumn="0" w:oddVBand="0" w:evenVBand="0" w:oddHBand="1" w:evenHBand="0" w:firstRowFirstColumn="0" w:firstRowLastColumn="0" w:lastRowFirstColumn="0" w:lastRowLastColumn="0"/>
+        </w:trPr>
+        <w:tc>
+          <w:tcPr>
+            <w:cnfStyle w:val="001000000000" w:firstRow="0" w:lastRow="0" w:firstColumn="1" w:lastColumn="0" w:oddVBand="0" w:evenVBand="0" w:oddHBand="0" w:evenHBand="0" w:firstRowFirstColumn="0" w:firstRowLastColumn="0" w:lastRowFirstColumn="0" w:lastRowLastColumn="0"/>
+            <w:tcW w:w="3539" w:type="dxa"/>
+          </w:tcPr>
+          <w:p>
+            <w:pPr>
+              <w:rPr>
+                <w:rFonts w:ascii="Aptos Narrow" w:hAnsi="Aptos Narrow"/>
+                <w:color w:val="000000"/>
+              </w:rPr>
+            </w:pPr>
+            <w:r>
+              <w:t>Cloud-Native Integration</w:t>
+            </w:r>
+          </w:p>
+        </w:tc>
+        <w:tc>
+          <w:tcPr>
+            <w:tcW w:w="2268" w:type="dxa"/>
+          </w:tcPr>
+          <w:p>
+            <w:pPr>
+              <w:cnfStyle w:val="000000100000" w:firstRow="0" w:lastRow="0" w:firstColumn="0" w:lastColumn="0" w:oddVBand="0" w:evenVBand="0" w:oddHBand="1" w:evenHBand="0" w:firstRowFirstColumn="0" w:firstRowLastColumn="0" w:lastRowFirstColumn="0" w:lastRowLastColumn="0"/>
+              <w:rPr>
+                <w:rFonts w:ascii="Aptos Narrow" w:hAnsi="Aptos Narrow"/>
+                <w:color w:val="000000"/>
+              </w:rPr>
+            </w:pPr>
+            <w:r>
+              <w:t>10</w:t>
+            </w:r>
+          </w:p>
+        </w:tc>
+        <w:tc>
+          <w:tcPr>
+            <w:tcW w:w="3209" w:type="dxa"/>
+          </w:tcPr>
+          <w:p>
+            <w:pPr>
+              <w:cnfStyle w:val="000000100000" w:firstRow="0" w:lastRow="0" w:firstColumn="0" w:lastColumn="0" w:oddVBand="0" w:evenVBand="0" w:oddHBand="1" w:evenHBand="0" w:firstRowFirstColumn="0" w:firstRowLastColumn="0" w:lastRowFirstColumn="0" w:lastRowLastColumn="0"/>
+              <w:rPr>
+                <w:rFonts w:ascii="Aptos Narrow" w:hAnsi="Aptos Narrow"/>
+                <w:color w:val="000000"/>
+              </w:rPr>
+            </w:pPr>
+            <w:r>
+              <w:t>8</w:t>
+            </w:r>
+          </w:p>
+        </w:tc>
+      </w:tr>
+      <w:tr>
+        <w:tc>
+          <w:tcPr>
+            <w:cnfStyle w:val="001000000000" w:firstRow="0" w:lastRow="0" w:firstColumn="1" w:lastColumn="0" w:oddVBand="0" w:evenVBand="0" w:oddHBand="0" w:evenHBand="0" w:firstRowFirstColumn="0" w:firstRowLastColumn="0" w:lastRowFirstColumn="0" w:lastRowLastColumn="0"/>
+            <w:tcW w:w="3539" w:type="dxa"/>
+          </w:tcPr>
+          <w:p>
+            <w:pPr>
+              <w:rPr>
+                <w:rFonts w:ascii="Aptos Narrow" w:hAnsi="Aptos Narrow"/>
+                <w:color w:val="000000"/>
+              </w:rPr>
+            </w:pPr>
+            <w:r>
+              <w:t>Cost Efficiency (Small/Mid)</w:t>
+            </w:r>
+          </w:p>
+        </w:tc>
+        <w:tc>
+          <w:tcPr>
+            <w:tcW w:w="2268" w:type="dxa"/>
+          </w:tcPr>
+          <w:p>
+            <w:pPr>
+              <w:cnfStyle w:val="000000000000" w:firstRow="0" w:lastRow="0" w:firstColumn="0" w:lastColumn="0" w:oddVBand="0" w:evenVBand="0" w:oddHBand="0" w:evenHBand="0" w:firstRowFirstColumn="0" w:firstRowLastColumn="0" w:lastRowFirstColumn="0" w:lastRowLastColumn="0"/>
+              <w:rPr>
+                <w:rFonts w:ascii="Aptos Narrow" w:hAnsi="Aptos Narrow"/>
+                <w:color w:val="000000"/>
+              </w:rPr>
+            </w:pPr>
+            <w:r>
+              <w:t>9</w:t>
+            </w:r>
+          </w:p>
+        </w:tc>
+        <w:tc>
+          <w:tcPr>
+            <w:tcW w:w="3209" w:type="dxa"/>
+          </w:tcPr>
+          <w:p>
+            <w:pPr>
+              <w:cnfStyle w:val="000000000000" w:firstRow="0" w:lastRow="0" w:firstColumn="0" w:lastColumn="0" w:oddVBand="0" w:evenVBand="0" w:oddHBand="0" w:evenHBand="0" w:firstRowFirstColumn="0" w:firstRowLastColumn="0" w:lastRowFirstColumn="0" w:lastRowLastColumn="0"/>
+              <w:rPr>
+                <w:rFonts w:ascii="Aptos Narrow" w:hAnsi="Aptos Narrow"/>
+                <w:color w:val="000000"/>
+              </w:rPr>
+            </w:pPr>
+            <w:r>
+              <w:t>7</w:t>
+            </w:r>
+          </w:p>
+        </w:tc>
+      </w:tr>
+      <w:tr>
+        <w:trPr>
+          <w:cnfStyle w:val="000000100000" w:firstRow="0" w:lastRow="0" w:firstColumn="0" w:lastColumn="0" w:oddVBand="0" w:evenVBand="0" w:oddHBand="1" w:evenHBand="0" w:firstRowFirstColumn="0" w:firstRowLastColumn="0" w:lastRowFirstColumn="0" w:lastRowLastColumn="0"/>
+        </w:trPr>
+        <w:tc>
+          <w:tcPr>
+            <w:cnfStyle w:val="001000000000" w:firstRow="0" w:lastRow="0" w:firstColumn="1" w:lastColumn="0" w:oddVBand="0" w:evenVBand="0" w:oddHBand="0" w:evenHBand="0" w:firstRowFirstColumn="0" w:firstRowLastColumn="0" w:lastRowFirstColumn="0" w:lastRowLastColumn="0"/>
+            <w:tcW w:w="3539" w:type="dxa"/>
+          </w:tcPr>
+          <w:p>
+            <w:r>
+              <w:t>Total Score</w:t>
+            </w:r>
+          </w:p>
+        </w:tc>
+        <w:tc>
+          <w:tcPr>
+            <w:tcW w:w="2268" w:type="dxa"/>
+          </w:tcPr>
+          <w:p>
+            <w:pPr>
+              <w:cnfStyle w:val="000000100000" w:firstRow="0" w:lastRow="0" w:firstColumn="0" w:lastColumn="0" w:oddVBand="0" w:evenVBand="0" w:oddHBand="1" w:evenHBand="0" w:firstRowFirstColumn="0" w:firstRowLastColumn="0" w:lastRowFirstColumn="0" w:lastRowLastColumn="0"/>
+            </w:pPr>
+            <w:r>
+              <w:t>61</w:t>
+            </w:r>
+          </w:p>
+        </w:tc>
+        <w:tc>
+          <w:tcPr>
+            <w:tcW w:w="3209" w:type="dxa"/>
+          </w:tcPr>
+          <w:p>
+            <w:pPr>
+              <w:cnfStyle w:val="000000100000" w:firstRow="0" w:lastRow="0" w:firstColumn="0" w:lastColumn="0" w:oddVBand="0" w:evenVBand="0" w:oddHBand="1" w:evenHBand="0" w:firstRowFirstColumn="0" w:firstRowLastColumn="0" w:lastRowFirstColumn="0" w:lastRowLastColumn="0"/>
+            </w:pPr>
+            <w:r>
+              <w:t>68</w:t>
+            </w:r>
+          </w:p>
+        </w:tc>
+      </w:tr>
+    </w:tbl>
+    <w:p>
+      <w:pPr>
+        <w:rPr>
+          <w:noProof/>
+        </w:rPr>
+      </w:pPr>
+    </w:p>
+    <w:p>
+      <w:pPr>
         <w:pStyle w:val="Heading1"/>
       </w:pPr>
-      <w:bookmarkStart w:id="33" w:name="_Toc224914545"/>
+      <w:bookmarkStart w:id="31" w:name="_Toc224914545"/>
       <w:r>
         <w:t>Recommendation</w:t>
       </w:r>
-      <w:bookmarkEnd w:id="33"/>
+      <w:bookmarkEnd w:id="31"/>
     </w:p>
     <w:p>
       <w:pPr>
@@ -7922,27 +8860,13 @@
           <w:bCs/>
           <w:noProof/>
         </w:rPr>
-        <w:t>CodeBuild</w:t>
+        <w:t xml:space="preserve">Github actions </w:t>
       </w:r>
       <w:r>
         <w:rPr>
           <w:noProof/>
         </w:rPr>
-        <w:t xml:space="preserve"> and </w:t>
-      </w:r>
-      <w:r>
-        <w:rPr>
-          <w:b/>
-          <w:bCs/>
-          <w:noProof/>
-        </w:rPr>
-        <w:t>CodeDeploy</w:t>
-      </w:r>
-      <w:r>
-        <w:rPr>
-          <w:noProof/>
-        </w:rPr>
-        <w:t xml:space="preserve"> for continuous integration and deployment</w:t>
+        <w:t>for continuous integration and deployment</w:t>
       </w:r>
       <w:r>
         <w:rPr>
@@ -7970,6 +8894,7 @@
         <w:rPr>
           <w:noProof/>
         </w:rPr>
+        <w:lastRenderedPageBreak/>
         <w:t>This architecture provides the scalability, flexibility, and performance required for a modern e-commerce application.</w:t>
       </w:r>
     </w:p>
@@ -7990,12 +8915,12 @@
       <w:pPr>
         <w:pStyle w:val="Heading1"/>
       </w:pPr>
-      <w:bookmarkStart w:id="34" w:name="_Toc224914546"/>
+      <w:bookmarkStart w:id="32" w:name="_Toc224914546"/>
       <w:r>
         <w:lastRenderedPageBreak/>
         <w:t>Assumptions</w:t>
       </w:r>
-      <w:bookmarkEnd w:id="34"/>
+      <w:bookmarkEnd w:id="32"/>
     </w:p>
     <w:p>
       <w:pPr>
@@ -8087,12 +9012,12 @@
       <w:pPr>
         <w:pStyle w:val="Heading1"/>
       </w:pPr>
-      <w:bookmarkStart w:id="35" w:name="_Toc224914547"/>
+      <w:bookmarkStart w:id="33" w:name="_Toc224914547"/>
       <w:r>
         <w:lastRenderedPageBreak/>
         <w:t>Risks</w:t>
       </w:r>
-      <w:bookmarkEnd w:id="35"/>
+      <w:bookmarkEnd w:id="33"/>
     </w:p>
     <w:p>
       <w:pPr>
@@ -8186,22 +9111,22 @@
       <w:pPr>
         <w:pStyle w:val="Heading1"/>
       </w:pPr>
-      <w:bookmarkStart w:id="36" w:name="_Toc224914548"/>
+      <w:bookmarkStart w:id="34" w:name="_Toc224914548"/>
       <w:r>
         <w:lastRenderedPageBreak/>
         <w:t>Appendix</w:t>
       </w:r>
-      <w:bookmarkEnd w:id="36"/>
+      <w:bookmarkEnd w:id="34"/>
     </w:p>
     <w:p>
       <w:pPr>
         <w:pStyle w:val="Heading2"/>
       </w:pPr>
-      <w:bookmarkStart w:id="37" w:name="_Toc224914549"/>
+      <w:bookmarkStart w:id="35" w:name="_Toc224914549"/>
       <w:r>
         <w:t>References</w:t>
       </w:r>
-      <w:bookmarkEnd w:id="37"/>
+      <w:bookmarkEnd w:id="35"/>
     </w:p>
     <w:p>
       <w:pPr>
@@ -8296,17 +9221,127 @@
           <w:rFonts w:eastAsiaTheme="minorHAnsi"/>
           <w:noProof/>
         </w:rPr>
-        <w:t>[Amazon SQS Documentation](https://aws.amazon.com/sqs/getting-started/)</w:t>
+        <w:t>[Amazon SQS Documentation](</w:t>
+      </w:r>
+      <w:hyperlink r:id="rId8" w:history="1">
+        <w:r>
+          <w:rPr>
+            <w:rStyle w:val="Hyperlink"/>
+            <w:rFonts w:eastAsiaTheme="minorHAnsi" w:cstheme="minorBidi"/>
+            <w:noProof/>
+          </w:rPr>
+          <w:t>https://aws.amazon.com/sqs/getting-started/</w:t>
+        </w:r>
+      </w:hyperlink>
+      <w:r>
+        <w:rPr>
+          <w:rFonts w:eastAsiaTheme="minorHAnsi"/>
+          <w:noProof/>
+        </w:rPr>
+        <w:t>)</w:t>
+      </w:r>
+    </w:p>
+    <w:p>
+      <w:pPr>
+        <w:pStyle w:val="ListParagraph"/>
+        <w:numPr>
+          <w:ilvl w:val="0"/>
+          <w:numId w:val="39"/>
+        </w:numPr>
+      </w:pPr>
+      <w:r>
+        <w:t>Elastic</w:t>
+      </w:r>
+      <w:r>
+        <w:t xml:space="preserve"> </w:t>
+      </w:r>
+      <w:r>
+        <w:t xml:space="preserve">Search: </w:t>
+      </w:r>
+      <w:r>
+        <w:t>The numerical scoring and comparison matrix provided were synthesized from technical documentation and benchmarking data available from industry sources like </w:t>
+      </w:r>
+      <w:r>
+        <w:t>[</w:t>
+      </w:r>
+      <w:hyperlink r:id="rId9" w:history="1">
+        <w:r>
+          <w:rPr>
+            <w:rStyle w:val="Hyperlink"/>
+            <w:rFonts w:cstheme="minorBidi"/>
+          </w:rPr>
+          <w:t>Airbyte</w:t>
+        </w:r>
+      </w:hyperlink>
+      <w:r>
+        <w:t>](</w:t>
+      </w:r>
+      <w:r>
+        <w:t>https://airbyte.com/data-engineering-resources/elasticsearch-vs-mongodb</w:t>
+      </w:r>
+      <w:r>
+        <w:t>)</w:t>
+      </w:r>
+      <w:r>
+        <w:t>, </w:t>
+      </w:r>
+      <w:r>
+        <w:t>[</w:t>
+      </w:r>
+      <w:hyperlink r:id="rId10" w:tgtFrame="_blank" w:history="1">
+        <w:r>
+          <w:rPr>
+            <w:rStyle w:val="Hyperlink"/>
+            <w:rFonts w:cstheme="minorBidi"/>
+          </w:rPr>
+          <w:t>MongoDB Resources</w:t>
+        </w:r>
+      </w:hyperlink>
+      <w:r>
+        <w:t>](</w:t>
+      </w:r>
+      <w:r>
+        <w:t xml:space="preserve"> </w:t>
+      </w:r>
+      <w:r>
+        <w:t>https://www.mongodb.com/resources/compare/mongodb-atlas-search-vs-elastic-elasticsearch</w:t>
+      </w:r>
+      <w:r>
+        <w:t>)</w:t>
+      </w:r>
+      <w:r>
+        <w:t>, and </w:t>
+      </w:r>
+      <w:r>
+        <w:t>[</w:t>
+      </w:r>
+      <w:hyperlink r:id="rId11" w:history="1">
+        <w:r>
+          <w:rPr>
+            <w:rStyle w:val="Hyperlink"/>
+            <w:rFonts w:cstheme="minorBidi"/>
+          </w:rPr>
+          <w:t>Elasticsearch Reference</w:t>
+        </w:r>
+      </w:hyperlink>
+      <w:r>
+        <w:t>](</w:t>
+      </w:r>
+      <w:r>
+        <w:t>https://www.elastic.co/docs/reference/search-connectors/es-connectors-mongodb</w:t>
+      </w:r>
+      <w:r>
+        <w:t>)</w:t>
       </w:r>
     </w:p>
     <w:p/>
     <w:sectPr>
-      <w:headerReference w:type="even" r:id="rId8"/>
-      <w:headerReference w:type="default" r:id="rId9"/>
-      <w:footerReference w:type="even" r:id="rId10"/>
-      <w:footerReference w:type="default" r:id="rId11"/>
-      <w:headerReference w:type="first" r:id="rId12"/>
-      <w:footerReference w:type="first" r:id="rId13"/>
+      <w:headerReference w:type="even" r:id="rId12"/>
+      <w:headerReference w:type="default" r:id="rId13"/>
+      <w:footerReference w:type="even" r:id="rId14"/>
+      <w:footerReference w:type="default" r:id="rId15"/>
+      <w:headerReference w:type="first" r:id="rId16"/>
+      <w:footerReference w:type="first" r:id="rId17"/>
       <w:pgSz w:w="11906" w:h="16838"/>
       <w:pgMar w:top="1440" w:right="1440" w:bottom="1440" w:left="1440" w:header="708" w:footer="708" w:gutter="0"/>
       <w:cols w:space="708"/>
@@ -8776,6 +9811,7 @@
         <w:dataBinding w:prefixMappings="xmlns:ns0='http://schemas.openxmlformats.org/package/2006/metadata/core-properties' xmlns:ns1='http://purl.org/dc/elements/1.1/'" w:xpath="/ns0:coreProperties[1]/ns1:title[1]" w:storeItemID="{6C3C8BC8-F283-45AE-878A-BAB7291924A1}"/>
         <w:text/>
       </w:sdtPr>
+      <w:sdtEndPr/>
       <w:sdtContent>
         <w:r>
           <w:rPr>
@@ -8804,6 +9840,7 @@
         <w:dataBinding w:prefixMappings="xmlns:ns0='http://schemas.openxmlformats.org/package/2006/metadata/core-properties' xmlns:ns1='http://purl.org/dc/elements/1.1/'" w:xpath="/ns0:coreProperties[1]/ns1:subject[1]" w:storeItemID="{6C3C8BC8-F283-45AE-878A-BAB7291924A1}"/>
         <w:text/>
       </w:sdtPr>
+      <w:sdtEndPr/>
       <w:sdtContent>
         <w:r>
           <w:rPr>
@@ -10189,6 +11226,118 @@
     </w:lvl>
   </w:abstractNum>
   <w:abstractNum w:abstractNumId="11" w15:restartNumberingAfterBreak="0">
+    <w:nsid w:val="243B228B"/>
+    <w:multiLevelType w:val="hybridMultilevel"/>
+    <w:tmpl w:val="BED0E88A"/>
+    <w:lvl w:ilvl="0" w:tplc="A00C8208">
+      <w:numFmt w:val="bullet"/>
+      <w:lvlText w:val="-"/>
+      <w:lvlJc w:val="left"/>
+      <w:pPr>
+        <w:ind w:left="720" w:hanging="360"/>
+      </w:pPr>
+      <w:rPr>
+        <w:rFonts w:ascii="Calibri Light" w:eastAsiaTheme="minorHAnsi" w:hAnsi="Calibri Light" w:cs="Calibri Light" w:hint="default"/>
+      </w:rPr>
+    </w:lvl>
+    <w:lvl w:ilvl="1" w:tplc="40090003">
+      <w:start w:val="1"/>
+      <w:numFmt w:val="bullet"/>
+      <w:lvlText w:val="o"/>
+      <w:lvlJc w:val="left"/>
+      <w:pPr>
+        <w:ind w:left="1440" w:hanging="360"/>
+      </w:pPr>
+      <w:rPr>
+        <w:rFonts w:ascii="Courier New" w:hAnsi="Courier New" w:cs="Courier New" w:hint="default"/>
+      </w:rPr>
+    </w:lvl>
+    <w:lvl w:ilvl="2" w:tplc="40090005" w:tentative="1">
+      <w:start w:val="1"/>
+      <w:numFmt w:val="bullet"/>
+      <w:lvlText w:val=""/>
+      <w:lvlJc w:val="left"/>
+      <w:pPr>
+        <w:ind w:left="2160" w:hanging="360"/>
+      </w:pPr>
+      <w:rPr>
+        <w:rFonts w:ascii="Wingdings" w:hAnsi="Wingdings" w:hint="default"/>
+      </w:rPr>
+    </w:lvl>
+    <w:lvl w:ilvl="3" w:tplc="40090001" w:tentative="1">
+      <w:start w:val="1"/>
+      <w:numFmt w:val="bullet"/>
+      <w:lvlText w:val=""/>
+      <w:lvlJc w:val="left"/>
+      <w:pPr>
+        <w:ind w:left="2880" w:hanging="360"/>
+      </w:pPr>
+      <w:rPr>
+        <w:rFonts w:ascii="Symbol" w:hAnsi="Symbol" w:hint="default"/>
+      </w:rPr>
+    </w:lvl>
+    <w:lvl w:ilvl="4" w:tplc="40090003" w:tentative="1">
+      <w:start w:val="1"/>
+      <w:numFmt w:val="bullet"/>
+      <w:lvlText w:val="o"/>
+      <w:lvlJc w:val="left"/>
+      <w:pPr>
+        <w:ind w:left="3600" w:hanging="360"/>
+      </w:pPr>
+      <w:rPr>
+        <w:rFonts w:ascii="Courier New" w:hAnsi="Courier New" w:cs="Courier New" w:hint="default"/>
+      </w:rPr>
+    </w:lvl>
+    <w:lvl w:ilvl="5" w:tplc="40090005" w:tentative="1">
+      <w:start w:val="1"/>
+      <w:numFmt w:val="bullet"/>
+      <w:lvlText w:val=""/>
+      <w:lvlJc w:val="left"/>
+      <w:pPr>
+        <w:ind w:left="4320" w:hanging="360"/>
+      </w:pPr>
+      <w:rPr>
+        <w:rFonts w:ascii="Wingdings" w:hAnsi="Wingdings" w:hint="default"/>
+      </w:rPr>
+    </w:lvl>
+    <w:lvl w:ilvl="6" w:tplc="40090001" w:tentative="1">
+      <w:start w:val="1"/>
+      <w:numFmt w:val="bullet"/>
+      <w:lvlText w:val=""/>
+      <w:lvlJc w:val="left"/>
+      <w:pPr>
+        <w:ind w:left="5040" w:hanging="360"/>
+      </w:pPr>
+      <w:rPr>
+        <w:rFonts w:ascii="Symbol" w:hAnsi="Symbol" w:hint="default"/>
+      </w:rPr>
+    </w:lvl>
+    <w:lvl w:ilvl="7" w:tplc="40090003" w:tentative="1">
+      <w:start w:val="1"/>
+      <w:numFmt w:val="bullet"/>
+      <w:lvlText w:val="o"/>
+      <w:lvlJc w:val="left"/>
+      <w:pPr>
+        <w:ind w:left="5760" w:hanging="360"/>
+      </w:pPr>
+      <w:rPr>
+        <w:rFonts w:ascii="Courier New" w:hAnsi="Courier New" w:cs="Courier New" w:hint="default"/>
+      </w:rPr>
+    </w:lvl>
+    <w:lvl w:ilvl="8" w:tplc="40090005" w:tentative="1">
+      <w:start w:val="1"/>
+      <w:numFmt w:val="bullet"/>
+      <w:lvlText w:val=""/>
+      <w:lvlJc w:val="left"/>
+      <w:pPr>
+        <w:ind w:left="6480" w:hanging="360"/>
+      </w:pPr>
+      <w:rPr>
+        <w:rFonts w:ascii="Wingdings" w:hAnsi="Wingdings" w:hint="default"/>
+      </w:rPr>
+    </w:lvl>
+  </w:abstractNum>
+  <w:abstractNum w:abstractNumId="12" w15:restartNumberingAfterBreak="0">
     <w:nsid w:val="243D6017"/>
     <w:multiLevelType w:val="hybridMultilevel"/>
     <w:tmpl w:val="2B8E3DE8"/>
@@ -10274,7 +11423,7 @@
       </w:pPr>
     </w:lvl>
   </w:abstractNum>
-  <w:abstractNum w:abstractNumId="12" w15:restartNumberingAfterBreak="0">
+  <w:abstractNum w:abstractNumId="13" w15:restartNumberingAfterBreak="0">
     <w:nsid w:val="266350B8"/>
     <w:multiLevelType w:val="hybridMultilevel"/>
     <w:tmpl w:val="2B8E3DE8"/>
@@ -10360,7 +11509,7 @@
       </w:pPr>
     </w:lvl>
   </w:abstractNum>
-  <w:abstractNum w:abstractNumId="13" w15:restartNumberingAfterBreak="0">
+  <w:abstractNum w:abstractNumId="14" w15:restartNumberingAfterBreak="0">
     <w:nsid w:val="27454683"/>
     <w:multiLevelType w:val="hybridMultilevel"/>
     <w:tmpl w:val="C98CA908"/>
@@ -10473,7 +11622,7 @@
       </w:rPr>
     </w:lvl>
   </w:abstractNum>
-  <w:abstractNum w:abstractNumId="14" w15:restartNumberingAfterBreak="0">
+  <w:abstractNum w:abstractNumId="15" w15:restartNumberingAfterBreak="0">
     <w:nsid w:val="2DC5292A"/>
     <w:multiLevelType w:val="hybridMultilevel"/>
     <w:tmpl w:val="D5443BEA"/>
@@ -10586,7 +11735,7 @@
       </w:rPr>
     </w:lvl>
   </w:abstractNum>
-  <w:abstractNum w:abstractNumId="15" w15:restartNumberingAfterBreak="0">
+  <w:abstractNum w:abstractNumId="16" w15:restartNumberingAfterBreak="0">
     <w:nsid w:val="3393499E"/>
     <w:multiLevelType w:val="hybridMultilevel"/>
     <w:tmpl w:val="10A6EF7E"/>
@@ -10699,7 +11848,119 @@
       </w:rPr>
     </w:lvl>
   </w:abstractNum>
-  <w:abstractNum w:abstractNumId="16" w15:restartNumberingAfterBreak="0">
+  <w:abstractNum w:abstractNumId="17" w15:restartNumberingAfterBreak="0">
+    <w:nsid w:val="37EA3B9D"/>
+    <w:multiLevelType w:val="hybridMultilevel"/>
+    <w:tmpl w:val="116A84C4"/>
+    <w:lvl w:ilvl="0" w:tplc="A00C8208">
+      <w:numFmt w:val="bullet"/>
+      <w:lvlText w:val="-"/>
+      <w:lvlJc w:val="left"/>
+      <w:pPr>
+        <w:ind w:left="720" w:hanging="360"/>
+      </w:pPr>
+      <w:rPr>
+        <w:rFonts w:ascii="Calibri Light" w:eastAsiaTheme="minorHAnsi" w:hAnsi="Calibri Light" w:cs="Calibri Light" w:hint="default"/>
+      </w:rPr>
+    </w:lvl>
+    <w:lvl w:ilvl="1" w:tplc="40090003" w:tentative="1">
+      <w:start w:val="1"/>
+      <w:numFmt w:val="bullet"/>
+      <w:lvlText w:val="o"/>
+      <w:lvlJc w:val="left"/>
+      <w:pPr>
+        <w:ind w:left="1440" w:hanging="360"/>
+      </w:pPr>
+      <w:rPr>
+        <w:rFonts w:ascii="Courier New" w:hAnsi="Courier New" w:cs="Courier New" w:hint="default"/>
+      </w:rPr>
+    </w:lvl>
+    <w:lvl w:ilvl="2" w:tplc="40090005" w:tentative="1">
+      <w:start w:val="1"/>
+      <w:numFmt w:val="bullet"/>
+      <w:lvlText w:val=""/>
+      <w:lvlJc w:val="left"/>
+      <w:pPr>
+        <w:ind w:left="2160" w:hanging="360"/>
+      </w:pPr>
+      <w:rPr>
+        <w:rFonts w:ascii="Wingdings" w:hAnsi="Wingdings" w:hint="default"/>
+      </w:rPr>
+    </w:lvl>
+    <w:lvl w:ilvl="3" w:tplc="40090001" w:tentative="1">
+      <w:start w:val="1"/>
+      <w:numFmt w:val="bullet"/>
+      <w:lvlText w:val=""/>
+      <w:lvlJc w:val="left"/>
+      <w:pPr>
+        <w:ind w:left="2880" w:hanging="360"/>
+      </w:pPr>
+      <w:rPr>
+        <w:rFonts w:ascii="Symbol" w:hAnsi="Symbol" w:hint="default"/>
+      </w:rPr>
+    </w:lvl>
+    <w:lvl w:ilvl="4" w:tplc="40090003" w:tentative="1">
+      <w:start w:val="1"/>
+      <w:numFmt w:val="bullet"/>
+      <w:lvlText w:val="o"/>
+      <w:lvlJc w:val="left"/>
+      <w:pPr>
+        <w:ind w:left="3600" w:hanging="360"/>
+      </w:pPr>
+      <w:rPr>
+        <w:rFonts w:ascii="Courier New" w:hAnsi="Courier New" w:cs="Courier New" w:hint="default"/>
+      </w:rPr>
+    </w:lvl>
+    <w:lvl w:ilvl="5" w:tplc="40090005" w:tentative="1">
+      <w:start w:val="1"/>
+      <w:numFmt w:val="bullet"/>
+      <w:lvlText w:val=""/>
+      <w:lvlJc w:val="left"/>
+      <w:pPr>
+        <w:ind w:left="4320" w:hanging="360"/>
+      </w:pPr>
+      <w:rPr>
+        <w:rFonts w:ascii="Wingdings" w:hAnsi="Wingdings" w:hint="default"/>
+      </w:rPr>
+    </w:lvl>
+    <w:lvl w:ilvl="6" w:tplc="40090001" w:tentative="1">
+      <w:start w:val="1"/>
+      <w:numFmt w:val="bullet"/>
+      <w:lvlText w:val=""/>
+      <w:lvlJc w:val="left"/>
+      <w:pPr>
+        <w:ind w:left="5040" w:hanging="360"/>
+      </w:pPr>
+      <w:rPr>
+        <w:rFonts w:ascii="Symbol" w:hAnsi="Symbol" w:hint="default"/>
+      </w:rPr>
+    </w:lvl>
+    <w:lvl w:ilvl="7" w:tplc="40090003" w:tentative="1">
+      <w:start w:val="1"/>
+      <w:numFmt w:val="bullet"/>
+      <w:lvlText w:val="o"/>
+      <w:lvlJc w:val="left"/>
+      <w:pPr>
+        <w:ind w:left="5760" w:hanging="360"/>
+      </w:pPr>
+      <w:rPr>
+        <w:rFonts w:ascii="Courier New" w:hAnsi="Courier New" w:cs="Courier New" w:hint="default"/>
+      </w:rPr>
+    </w:lvl>
+    <w:lvl w:ilvl="8" w:tplc="40090005" w:tentative="1">
+      <w:start w:val="1"/>
+      <w:numFmt w:val="bullet"/>
+      <w:lvlText w:val=""/>
+      <w:lvlJc w:val="left"/>
+      <w:pPr>
+        <w:ind w:left="6480" w:hanging="360"/>
+      </w:pPr>
+      <w:rPr>
+        <w:rFonts w:ascii="Wingdings" w:hAnsi="Wingdings" w:hint="default"/>
+      </w:rPr>
+    </w:lvl>
+  </w:abstractNum>
+  <w:abstractNum w:abstractNumId="18" w15:restartNumberingAfterBreak="0">
     <w:nsid w:val="38030C44"/>
     <w:multiLevelType w:val="hybridMultilevel"/>
     <w:tmpl w:val="38DA5166"/>
@@ -10812,7 +12073,7 @@
       </w:rPr>
     </w:lvl>
   </w:abstractNum>
-  <w:abstractNum w:abstractNumId="17" w15:restartNumberingAfterBreak="0">
+  <w:abstractNum w:abstractNumId="19" w15:restartNumberingAfterBreak="0">
     <w:nsid w:val="3A824346"/>
     <w:multiLevelType w:val="hybridMultilevel"/>
     <w:tmpl w:val="51745674"/>
@@ -10925,7 +12186,7 @@
       </w:rPr>
     </w:lvl>
   </w:abstractNum>
-  <w:abstractNum w:abstractNumId="18" w15:restartNumberingAfterBreak="0">
+  <w:abstractNum w:abstractNumId="20" w15:restartNumberingAfterBreak="0">
     <w:nsid w:val="431411BD"/>
     <w:multiLevelType w:val="hybridMultilevel"/>
     <w:tmpl w:val="88A2434C"/>
@@ -11038,7 +12299,7 @@
       </w:rPr>
     </w:lvl>
   </w:abstractNum>
-  <w:abstractNum w:abstractNumId="19" w15:restartNumberingAfterBreak="0">
+  <w:abstractNum w:abstractNumId="21" w15:restartNumberingAfterBreak="0">
     <w:nsid w:val="470137F1"/>
     <w:multiLevelType w:val="hybridMultilevel"/>
     <w:tmpl w:val="FBBAA2CA"/>
@@ -11150,7 +12411,7 @@
       </w:rPr>
     </w:lvl>
   </w:abstractNum>
-  <w:abstractNum w:abstractNumId="20" w15:restartNumberingAfterBreak="0">
+  <w:abstractNum w:abstractNumId="22" w15:restartNumberingAfterBreak="0">
     <w:nsid w:val="4869394E"/>
     <w:multiLevelType w:val="hybridMultilevel"/>
     <w:tmpl w:val="42A2A4FA"/>
@@ -11262,7 +12523,7 @@
       </w:rPr>
     </w:lvl>
   </w:abstractNum>
-  <w:abstractNum w:abstractNumId="21" w15:restartNumberingAfterBreak="0">
+  <w:abstractNum w:abstractNumId="23" w15:restartNumberingAfterBreak="0">
     <w:nsid w:val="48AB08E0"/>
     <w:multiLevelType w:val="hybridMultilevel"/>
     <w:tmpl w:val="5D482946"/>
@@ -11374,7 +12635,7 @@
       </w:rPr>
     </w:lvl>
   </w:abstractNum>
-  <w:abstractNum w:abstractNumId="22" w15:restartNumberingAfterBreak="0">
+  <w:abstractNum w:abstractNumId="24" w15:restartNumberingAfterBreak="0">
     <w:nsid w:val="49213318"/>
     <w:multiLevelType w:val="hybridMultilevel"/>
     <w:tmpl w:val="CA966ED2"/>
@@ -11487,7 +12748,7 @@
       </w:rPr>
     </w:lvl>
   </w:abstractNum>
-  <w:abstractNum w:abstractNumId="23" w15:restartNumberingAfterBreak="0">
+  <w:abstractNum w:abstractNumId="25" w15:restartNumberingAfterBreak="0">
     <w:nsid w:val="4CE2475B"/>
     <w:multiLevelType w:val="hybridMultilevel"/>
     <w:tmpl w:val="38DA5166"/>
@@ -11600,7 +12861,7 @@
       </w:rPr>
     </w:lvl>
   </w:abstractNum>
-  <w:abstractNum w:abstractNumId="24" w15:restartNumberingAfterBreak="0">
+  <w:abstractNum w:abstractNumId="26" w15:restartNumberingAfterBreak="0">
     <w:nsid w:val="4D0047E7"/>
     <w:multiLevelType w:val="multilevel"/>
     <w:tmpl w:val="E63C1AF2"/>
@@ -11689,7 +12950,7 @@
       </w:pPr>
     </w:lvl>
   </w:abstractNum>
-  <w:abstractNum w:abstractNumId="25" w15:restartNumberingAfterBreak="0">
+  <w:abstractNum w:abstractNumId="27" w15:restartNumberingAfterBreak="0">
     <w:nsid w:val="50C30925"/>
     <w:multiLevelType w:val="hybridMultilevel"/>
     <w:tmpl w:val="2B8E3DE8"/>
@@ -11775,7 +13036,7 @@
       </w:pPr>
     </w:lvl>
   </w:abstractNum>
-  <w:abstractNum w:abstractNumId="26" w15:restartNumberingAfterBreak="0">
+  <w:abstractNum w:abstractNumId="28" w15:restartNumberingAfterBreak="0">
     <w:nsid w:val="51877E4B"/>
     <w:multiLevelType w:val="hybridMultilevel"/>
     <w:tmpl w:val="E62E2BE0"/>
@@ -11861,7 +13122,7 @@
       </w:pPr>
     </w:lvl>
   </w:abstractNum>
-  <w:abstractNum w:abstractNumId="27" w15:restartNumberingAfterBreak="0">
+  <w:abstractNum w:abstractNumId="29" w15:restartNumberingAfterBreak="0">
     <w:nsid w:val="53F06508"/>
     <w:multiLevelType w:val="hybridMultilevel"/>
     <w:tmpl w:val="7C4CFCE0"/>
@@ -11947,7 +13208,7 @@
       </w:pPr>
     </w:lvl>
   </w:abstractNum>
-  <w:abstractNum w:abstractNumId="28" w15:restartNumberingAfterBreak="0">
+  <w:abstractNum w:abstractNumId="30" w15:restartNumberingAfterBreak="0">
     <w:nsid w:val="56511B4B"/>
     <w:multiLevelType w:val="hybridMultilevel"/>
     <w:tmpl w:val="C178ABBC"/>
@@ -12033,7 +13294,7 @@
       </w:pPr>
     </w:lvl>
   </w:abstractNum>
-  <w:abstractNum w:abstractNumId="29" w15:restartNumberingAfterBreak="0">
+  <w:abstractNum w:abstractNumId="31" w15:restartNumberingAfterBreak="0">
     <w:nsid w:val="591F3DFC"/>
     <w:multiLevelType w:val="multilevel"/>
     <w:tmpl w:val="32206944"/>
@@ -12119,7 +13380,7 @@
       </w:pPr>
     </w:lvl>
   </w:abstractNum>
-  <w:abstractNum w:abstractNumId="30" w15:restartNumberingAfterBreak="0">
+  <w:abstractNum w:abstractNumId="32" w15:restartNumberingAfterBreak="0">
     <w:nsid w:val="5A151527"/>
     <w:multiLevelType w:val="hybridMultilevel"/>
     <w:tmpl w:val="42788B18"/>
@@ -12232,7 +13493,7 @@
       </w:rPr>
     </w:lvl>
   </w:abstractNum>
-  <w:abstractNum w:abstractNumId="31" w15:restartNumberingAfterBreak="0">
+  <w:abstractNum w:abstractNumId="33" w15:restartNumberingAfterBreak="0">
     <w:nsid w:val="5C2A0211"/>
     <w:multiLevelType w:val="hybridMultilevel"/>
     <w:tmpl w:val="E62E2BE0"/>
@@ -12318,7 +13579,7 @@
       </w:pPr>
     </w:lvl>
   </w:abstractNum>
-  <w:abstractNum w:abstractNumId="32" w15:restartNumberingAfterBreak="0">
+  <w:abstractNum w:abstractNumId="34" w15:restartNumberingAfterBreak="0">
     <w:nsid w:val="620B00BE"/>
     <w:multiLevelType w:val="hybridMultilevel"/>
     <w:tmpl w:val="E62E2BE0"/>
@@ -12404,7 +13665,7 @@
       </w:pPr>
     </w:lvl>
   </w:abstractNum>
-  <w:abstractNum w:abstractNumId="33" w15:restartNumberingAfterBreak="0">
+  <w:abstractNum w:abstractNumId="35" w15:restartNumberingAfterBreak="0">
     <w:nsid w:val="6C7516A7"/>
     <w:multiLevelType w:val="multilevel"/>
     <w:tmpl w:val="99582D30"/>
@@ -12490,7 +13751,7 @@
       </w:pPr>
     </w:lvl>
   </w:abstractNum>
-  <w:abstractNum w:abstractNumId="34" w15:restartNumberingAfterBreak="0">
+  <w:abstractNum w:abstractNumId="36" w15:restartNumberingAfterBreak="0">
     <w:nsid w:val="72C77E29"/>
     <w:multiLevelType w:val="hybridMultilevel"/>
     <w:tmpl w:val="868629CC"/>
@@ -12602,7 +13863,7 @@
       </w:rPr>
     </w:lvl>
   </w:abstractNum>
-  <w:abstractNum w:abstractNumId="35" w15:restartNumberingAfterBreak="0">
+  <w:abstractNum w:abstractNumId="37" w15:restartNumberingAfterBreak="0">
     <w:nsid w:val="72D53054"/>
     <w:multiLevelType w:val="hybridMultilevel"/>
     <w:tmpl w:val="2B8E3DE8"/>
@@ -12688,7 +13949,7 @@
       </w:pPr>
     </w:lvl>
   </w:abstractNum>
-  <w:abstractNum w:abstractNumId="36" w15:restartNumberingAfterBreak="0">
+  <w:abstractNum w:abstractNumId="38" w15:restartNumberingAfterBreak="0">
     <w:nsid w:val="74233953"/>
     <w:multiLevelType w:val="hybridMultilevel"/>
     <w:tmpl w:val="B4BACB00"/>
@@ -12778,7 +14039,7 @@
     <w:abstractNumId w:val="7"/>
   </w:num>
   <w:num w:numId="2" w16cid:durableId="2119833253">
-    <w:abstractNumId w:val="15"/>
+    <w:abstractNumId w:val="16"/>
   </w:num>
   <w:num w:numId="3" w16cid:durableId="1986005398">
     <w:abstractNumId w:val="9"/>
@@ -12814,22 +14075,22 @@
     </w:lvlOverride>
   </w:num>
   <w:num w:numId="5" w16cid:durableId="1609657930">
-    <w:abstractNumId w:val="30"/>
+    <w:abstractNumId w:val="32"/>
   </w:num>
   <w:num w:numId="6" w16cid:durableId="952127718">
-    <w:abstractNumId w:val="26"/>
+    <w:abstractNumId w:val="28"/>
   </w:num>
   <w:num w:numId="7" w16cid:durableId="688871541">
-    <w:abstractNumId w:val="31"/>
+    <w:abstractNumId w:val="33"/>
   </w:num>
   <w:num w:numId="8" w16cid:durableId="643508282">
-    <w:abstractNumId w:val="18"/>
+    <w:abstractNumId w:val="20"/>
   </w:num>
   <w:num w:numId="9" w16cid:durableId="179248125">
     <w:abstractNumId w:val="2"/>
   </w:num>
   <w:num w:numId="10" w16cid:durableId="1401634397">
-    <w:abstractNumId w:val="27"/>
+    <w:abstractNumId w:val="29"/>
   </w:num>
   <w:num w:numId="11" w16cid:durableId="1152795347">
     <w:abstractNumId w:val="4"/>
@@ -12838,10 +14099,10 @@
     <w:abstractNumId w:val="1"/>
   </w:num>
   <w:num w:numId="13" w16cid:durableId="2144423319">
-    <w:abstractNumId w:val="23"/>
+    <w:abstractNumId w:val="25"/>
   </w:num>
   <w:num w:numId="14" w16cid:durableId="576670135">
-    <w:abstractNumId w:val="16"/>
+    <w:abstractNumId w:val="18"/>
   </w:num>
   <w:num w:numId="15" w16cid:durableId="681933949">
     <w:abstractNumId w:val="5"/>
@@ -12916,16 +14177,16 @@
     <w:abstractNumId w:val="7"/>
   </w:num>
   <w:num w:numId="21" w16cid:durableId="779640862">
-    <w:abstractNumId w:val="32"/>
+    <w:abstractNumId w:val="34"/>
   </w:num>
   <w:num w:numId="22" w16cid:durableId="1998534045">
-    <w:abstractNumId w:val="11"/>
+    <w:abstractNumId w:val="12"/>
   </w:num>
   <w:num w:numId="23" w16cid:durableId="1343239811">
-    <w:abstractNumId w:val="25"/>
+    <w:abstractNumId w:val="27"/>
   </w:num>
   <w:num w:numId="24" w16cid:durableId="1799910954">
-    <w:abstractNumId w:val="12"/>
+    <w:abstractNumId w:val="13"/>
   </w:num>
   <w:num w:numId="25" w16cid:durableId="1438604155">
     <w:abstractNumId w:val="7"/>
@@ -12958,7 +14219,7 @@
     </w:lvlOverride>
   </w:num>
   <w:num w:numId="26" w16cid:durableId="309139079">
-    <w:abstractNumId w:val="35"/>
+    <w:abstractNumId w:val="37"/>
   </w:num>
   <w:num w:numId="27" w16cid:durableId="615406934">
     <w:abstractNumId w:val="7"/>
@@ -13024,22 +14285,22 @@
     <w:abstractNumId w:val="6"/>
   </w:num>
   <w:num w:numId="30" w16cid:durableId="1747416444">
-    <w:abstractNumId w:val="24"/>
+    <w:abstractNumId w:val="26"/>
   </w:num>
   <w:num w:numId="31" w16cid:durableId="1404571440">
-    <w:abstractNumId w:val="13"/>
+    <w:abstractNumId w:val="14"/>
   </w:num>
   <w:num w:numId="32" w16cid:durableId="2000110238">
     <w:abstractNumId w:val="7"/>
   </w:num>
   <w:num w:numId="33" w16cid:durableId="1001356059">
-    <w:abstractNumId w:val="29"/>
+    <w:abstractNumId w:val="31"/>
   </w:num>
   <w:num w:numId="34" w16cid:durableId="1396196277">
     <w:abstractNumId w:val="8"/>
   </w:num>
   <w:num w:numId="35" w16cid:durableId="181088974">
-    <w:abstractNumId w:val="29"/>
+    <w:abstractNumId w:val="31"/>
     <w:lvlOverride w:ilvl="0">
       <w:startOverride w:val="1"/>
     </w:lvlOverride>
@@ -13069,43 +14330,49 @@
     </w:lvlOverride>
   </w:num>
   <w:num w:numId="36" w16cid:durableId="826364908">
-    <w:abstractNumId w:val="33"/>
+    <w:abstractNumId w:val="35"/>
   </w:num>
   <w:num w:numId="37" w16cid:durableId="1928807113">
     <w:abstractNumId w:val="0"/>
   </w:num>
   <w:num w:numId="38" w16cid:durableId="510683550">
-    <w:abstractNumId w:val="28"/>
+    <w:abstractNumId w:val="30"/>
   </w:num>
   <w:num w:numId="39" w16cid:durableId="364260374">
     <w:abstractNumId w:val="3"/>
   </w:num>
   <w:num w:numId="40" w16cid:durableId="917641106">
+    <w:abstractNumId w:val="38"/>
+  </w:num>
+  <w:num w:numId="41" w16cid:durableId="16661001">
+    <w:abstractNumId w:val="15"/>
+  </w:num>
+  <w:num w:numId="42" w16cid:durableId="1340352086">
+    <w:abstractNumId w:val="21"/>
+  </w:num>
+  <w:num w:numId="43" w16cid:durableId="590623012">
     <w:abstractNumId w:val="36"/>
   </w:num>
-  <w:num w:numId="41" w16cid:durableId="16661001">
-    <w:abstractNumId w:val="14"/>
-  </w:num>
-  <w:num w:numId="42" w16cid:durableId="1340352086">
-    <w:abstractNumId w:val="19"/>
-  </w:num>
-  <w:num w:numId="43" w16cid:durableId="590623012">
-    <w:abstractNumId w:val="34"/>
-  </w:num>
   <w:num w:numId="44" w16cid:durableId="1633630173">
-    <w:abstractNumId w:val="20"/>
+    <w:abstractNumId w:val="22"/>
   </w:num>
   <w:num w:numId="45" w16cid:durableId="1505977425">
-    <w:abstractNumId w:val="21"/>
+    <w:abstractNumId w:val="23"/>
   </w:num>
   <w:num w:numId="46" w16cid:durableId="651059217">
-    <w:abstractNumId w:val="22"/>
+    <w:abstractNumId w:val="24"/>
   </w:num>
   <w:num w:numId="47" w16cid:durableId="1502618787">
-    <w:abstractNumId w:val="17"/>
+    <w:abstractNumId w:val="19"/>
   </w:num>
   <w:num w:numId="48" w16cid:durableId="1321160054">
     <w:abstractNumId w:val="10"/>
+  </w:num>
+  <w:num w:numId="49" w16cid:durableId="185336183">
+    <w:abstractNumId w:val="17"/>
+  </w:num>
+  <w:num w:numId="50" w16cid:durableId="572930956">
+    <w:abstractNumId w:val="11"/>
   </w:num>
   <w:numIdMacAtCleanup w:val="25"/>
 </w:numbering>
@@ -13750,7 +15017,6 @@
   <w:style w:type="character" w:default="1" w:styleId="DefaultParagraphFont">
     <w:name w:val="Default Paragraph Font"/>
     <w:uiPriority w:val="1"/>
-    <w:semiHidden/>
     <w:unhideWhenUsed/>
   </w:style>
   <w:style w:type="table" w:default="1" w:styleId="TableNormal">
@@ -14786,6 +16052,18 @@
       </w:tcPr>
     </w:tblStylePr>
   </w:style>
+  <w:style w:type="character" w:styleId="UnresolvedMention">
+    <w:name w:val="Unresolved Mention"/>
+    <w:basedOn w:val="DefaultParagraphFont"/>
+    <w:uiPriority w:val="99"/>
+    <w:semiHidden/>
+    <w:unhideWhenUsed/>
+    <w:rsid w:val="00F02975"/>
+    <w:rPr>
+      <w:color w:val="605E5C"/>
+      <w:shd w:val="clear" w:color="auto" w:fill="E1DFDD"/>
+    </w:rPr>
+  </w:style>
 </w:styles>
 </file>
 
